--- a/mad.lab.aiml.docx
+++ b/mad.lab.aiml.docx
@@ -3217,6 +3217,33 @@
           <w:szCs w:val="28"/>
         </w:rPr>
       </w:pPr>
+    </w:p>
+    <w:p>
+      <w:pPr>
+        <w:rPr>
+          <w:rFonts w:ascii="Times New Roman" w:hAnsi="Times New Roman" w:cs="Times New Roman"/>
+          <w:sz w:val="28"/>
+          <w:szCs w:val="28"/>
+        </w:rPr>
+      </w:pPr>
+    </w:p>
+    <w:p>
+      <w:pPr>
+        <w:rPr>
+          <w:rFonts w:ascii="Times New Roman" w:hAnsi="Times New Roman" w:cs="Times New Roman"/>
+          <w:sz w:val="28"/>
+          <w:szCs w:val="28"/>
+        </w:rPr>
+      </w:pPr>
+    </w:p>
+    <w:p>
+      <w:pPr>
+        <w:rPr>
+          <w:rFonts w:ascii="Times New Roman" w:hAnsi="Times New Roman" w:cs="Times New Roman"/>
+          <w:sz w:val="28"/>
+          <w:szCs w:val="28"/>
+        </w:rPr>
+      </w:pPr>
       <w:r>
         <w:rPr>
           <w:rFonts w:ascii="Times New Roman" w:hAnsi="Times New Roman" w:cs="Times New Roman"/>
@@ -3496,6 +3523,7 @@
           <w:sz w:val="28"/>
           <w:szCs w:val="28"/>
         </w:rPr>
+        <w:lastRenderedPageBreak/>
         <w:drawing>
           <wp:anchor distT="0" distB="0" distL="114300" distR="114300" simplePos="0" relativeHeight="251659264" behindDoc="1" locked="0" layoutInCell="1" allowOverlap="1" wp14:anchorId="50CFE497" wp14:editId="04E02A41">
             <wp:simplePos x="0" y="0"/>
@@ -4240,25 +4268,7 @@
           <w:sz w:val="28"/>
           <w:szCs w:val="28"/>
         </w:rPr>
-        <w:t xml:space="preserve"> = [1, 2, 3, 4, 5 ,6, </w:t>
-      </w:r>
-      <w:proofErr w:type="gramStart"/>
-      <w:r>
-        <w:rPr>
-          <w:rFonts w:ascii="Times New Roman" w:hAnsi="Times New Roman" w:cs="Times New Roman"/>
-          <w:sz w:val="28"/>
-          <w:szCs w:val="28"/>
-        </w:rPr>
-        <w:t>7,</w:t>
-      </w:r>
-      <w:proofErr w:type="gramEnd"/>
-      <w:r>
-        <w:rPr>
-          <w:rFonts w:ascii="Times New Roman" w:hAnsi="Times New Roman" w:cs="Times New Roman"/>
-          <w:sz w:val="28"/>
-          <w:szCs w:val="28"/>
-        </w:rPr>
-        <w:t xml:space="preserve"> 8, -1]</w:t>
+        <w:t xml:space="preserve"> = [1, 2, 3, 4, 5 ,6, 7, 8, -1]</w:t>
       </w:r>
     </w:p>
     <w:p>
@@ -5284,43 +5294,7 @@
           <w:sz w:val="28"/>
           <w:szCs w:val="28"/>
         </w:rPr>
-        <w:t xml:space="preserve"> </w:t>
-      </w:r>
-      <w:proofErr w:type="gramStart"/>
-      <w:r>
-        <w:rPr>
-          <w:rFonts w:ascii="Times New Roman" w:hAnsi="Times New Roman" w:cs="Times New Roman"/>
-          <w:sz w:val="28"/>
-          <w:szCs w:val="28"/>
-        </w:rPr>
-        <w:t>A: {</w:t>
-      </w:r>
-      <w:proofErr w:type="gramEnd"/>
-      <w:r>
-        <w:rPr>
-          <w:rFonts w:ascii="Times New Roman" w:hAnsi="Times New Roman" w:cs="Times New Roman"/>
-          <w:sz w:val="28"/>
-          <w:szCs w:val="28"/>
-        </w:rPr>
-        <w:t>environment['A</w:t>
-      </w:r>
-      <w:proofErr w:type="gramStart"/>
-      <w:r>
-        <w:rPr>
-          <w:rFonts w:ascii="Times New Roman" w:hAnsi="Times New Roman" w:cs="Times New Roman"/>
-          <w:sz w:val="28"/>
-          <w:szCs w:val="28"/>
-        </w:rPr>
-        <w:t>']}</w:t>
-      </w:r>
-      <w:proofErr w:type="gramEnd"/>
-      <w:r>
-        <w:rPr>
-          <w:rFonts w:ascii="Times New Roman" w:hAnsi="Times New Roman" w:cs="Times New Roman"/>
-          <w:sz w:val="28"/>
-          <w:szCs w:val="28"/>
-        </w:rPr>
-        <w:t>")</w:t>
+        <w:t xml:space="preserve"> A: {environment['A']}")</w:t>
       </w:r>
     </w:p>
     <w:p>
@@ -5365,43 +5339,7 @@
           <w:sz w:val="28"/>
           <w:szCs w:val="28"/>
         </w:rPr>
-        <w:t xml:space="preserve"> </w:t>
-      </w:r>
-      <w:proofErr w:type="gramStart"/>
-      <w:r>
-        <w:rPr>
-          <w:rFonts w:ascii="Times New Roman" w:hAnsi="Times New Roman" w:cs="Times New Roman"/>
-          <w:sz w:val="28"/>
-          <w:szCs w:val="28"/>
-        </w:rPr>
-        <w:t>B: {</w:t>
-      </w:r>
-      <w:proofErr w:type="gramEnd"/>
-      <w:r>
-        <w:rPr>
-          <w:rFonts w:ascii="Times New Roman" w:hAnsi="Times New Roman" w:cs="Times New Roman"/>
-          <w:sz w:val="28"/>
-          <w:szCs w:val="28"/>
-        </w:rPr>
-        <w:t>environment['B</w:t>
-      </w:r>
-      <w:proofErr w:type="gramStart"/>
-      <w:r>
-        <w:rPr>
-          <w:rFonts w:ascii="Times New Roman" w:hAnsi="Times New Roman" w:cs="Times New Roman"/>
-          <w:sz w:val="28"/>
-          <w:szCs w:val="28"/>
-        </w:rPr>
-        <w:t>']}</w:t>
-      </w:r>
-      <w:proofErr w:type="gramEnd"/>
-      <w:r>
-        <w:rPr>
-          <w:rFonts w:ascii="Times New Roman" w:hAnsi="Times New Roman" w:cs="Times New Roman"/>
-          <w:sz w:val="28"/>
-          <w:szCs w:val="28"/>
-        </w:rPr>
-        <w:t>")</w:t>
+        <w:t xml:space="preserve"> B: {environment['B']}")</w:t>
       </w:r>
     </w:p>
     <w:p>
@@ -5446,53 +5384,25 @@
           <w:sz w:val="28"/>
           <w:szCs w:val="28"/>
         </w:rPr>
-        <w:t xml:space="preserve"> Cleaner at </w:t>
-      </w:r>
-      <w:proofErr w:type="gramStart"/>
-      <w:r>
-        <w:rPr>
-          <w:rFonts w:ascii="Times New Roman" w:hAnsi="Times New Roman" w:cs="Times New Roman"/>
-          <w:sz w:val="28"/>
-          <w:szCs w:val="28"/>
-        </w:rPr>
-        <w:t>Room: {</w:t>
-      </w:r>
-      <w:proofErr w:type="spellStart"/>
-      <w:proofErr w:type="gramEnd"/>
-      <w:r>
-        <w:rPr>
-          <w:rFonts w:ascii="Times New Roman" w:hAnsi="Times New Roman" w:cs="Times New Roman"/>
-          <w:sz w:val="28"/>
-          <w:szCs w:val="28"/>
-        </w:rPr>
-        <w:t>vacuum_</w:t>
-      </w:r>
-      <w:proofErr w:type="gramStart"/>
-      <w:r>
-        <w:rPr>
-          <w:rFonts w:ascii="Times New Roman" w:hAnsi="Times New Roman" w:cs="Times New Roman"/>
-          <w:sz w:val="28"/>
-          <w:szCs w:val="28"/>
-        </w:rPr>
-        <w:t>location</w:t>
-      </w:r>
-      <w:proofErr w:type="spellEnd"/>
-      <w:r>
-        <w:rPr>
-          <w:rFonts w:ascii="Times New Roman" w:hAnsi="Times New Roman" w:cs="Times New Roman"/>
-          <w:sz w:val="28"/>
-          <w:szCs w:val="28"/>
-        </w:rPr>
-        <w:t>}"</w:t>
-      </w:r>
-      <w:proofErr w:type="gramEnd"/>
-      <w:r>
-        <w:rPr>
-          <w:rFonts w:ascii="Times New Roman" w:hAnsi="Times New Roman" w:cs="Times New Roman"/>
-          <w:sz w:val="28"/>
-          <w:szCs w:val="28"/>
-        </w:rPr>
-        <w:t>)</w:t>
+        <w:t xml:space="preserve"> Cleaner at Room: {</w:t>
+      </w:r>
+      <w:proofErr w:type="spellStart"/>
+      <w:r>
+        <w:rPr>
+          <w:rFonts w:ascii="Times New Roman" w:hAnsi="Times New Roman" w:cs="Times New Roman"/>
+          <w:sz w:val="28"/>
+          <w:szCs w:val="28"/>
+        </w:rPr>
+        <w:t>vacuum_location</w:t>
+      </w:r>
+      <w:proofErr w:type="spellEnd"/>
+      <w:r>
+        <w:rPr>
+          <w:rFonts w:ascii="Times New Roman" w:hAnsi="Times New Roman" w:cs="Times New Roman"/>
+          <w:sz w:val="28"/>
+          <w:szCs w:val="28"/>
+        </w:rPr>
+        <w:t>}")</w:t>
       </w:r>
     </w:p>
     <w:p>
@@ -6156,43 +6066,7 @@
           <w:sz w:val="28"/>
           <w:szCs w:val="28"/>
         </w:rPr>
-        <w:t xml:space="preserve"> </w:t>
-      </w:r>
-      <w:proofErr w:type="gramStart"/>
-      <w:r>
-        <w:rPr>
-          <w:rFonts w:ascii="Times New Roman" w:hAnsi="Times New Roman" w:cs="Times New Roman"/>
-          <w:sz w:val="28"/>
-          <w:szCs w:val="28"/>
-        </w:rPr>
-        <w:t>A: {</w:t>
-      </w:r>
-      <w:proofErr w:type="gramEnd"/>
-      <w:r>
-        <w:rPr>
-          <w:rFonts w:ascii="Times New Roman" w:hAnsi="Times New Roman" w:cs="Times New Roman"/>
-          <w:sz w:val="28"/>
-          <w:szCs w:val="28"/>
-        </w:rPr>
-        <w:t>environment['A</w:t>
-      </w:r>
-      <w:proofErr w:type="gramStart"/>
-      <w:r>
-        <w:rPr>
-          <w:rFonts w:ascii="Times New Roman" w:hAnsi="Times New Roman" w:cs="Times New Roman"/>
-          <w:sz w:val="28"/>
-          <w:szCs w:val="28"/>
-        </w:rPr>
-        <w:t>']}</w:t>
-      </w:r>
-      <w:proofErr w:type="gramEnd"/>
-      <w:r>
-        <w:rPr>
-          <w:rFonts w:ascii="Times New Roman" w:hAnsi="Times New Roman" w:cs="Times New Roman"/>
-          <w:sz w:val="28"/>
-          <w:szCs w:val="28"/>
-        </w:rPr>
-        <w:t>")</w:t>
+        <w:t xml:space="preserve"> A: {environment['A']}")</w:t>
       </w:r>
     </w:p>
     <w:p>
@@ -6237,43 +6111,7 @@
           <w:sz w:val="28"/>
           <w:szCs w:val="28"/>
         </w:rPr>
-        <w:t xml:space="preserve"> </w:t>
-      </w:r>
-      <w:proofErr w:type="gramStart"/>
-      <w:r>
-        <w:rPr>
-          <w:rFonts w:ascii="Times New Roman" w:hAnsi="Times New Roman" w:cs="Times New Roman"/>
-          <w:sz w:val="28"/>
-          <w:szCs w:val="28"/>
-        </w:rPr>
-        <w:t>B: {</w:t>
-      </w:r>
-      <w:proofErr w:type="gramEnd"/>
-      <w:r>
-        <w:rPr>
-          <w:rFonts w:ascii="Times New Roman" w:hAnsi="Times New Roman" w:cs="Times New Roman"/>
-          <w:sz w:val="28"/>
-          <w:szCs w:val="28"/>
-        </w:rPr>
-        <w:t>environment['B</w:t>
-      </w:r>
-      <w:proofErr w:type="gramStart"/>
-      <w:r>
-        <w:rPr>
-          <w:rFonts w:ascii="Times New Roman" w:hAnsi="Times New Roman" w:cs="Times New Roman"/>
-          <w:sz w:val="28"/>
-          <w:szCs w:val="28"/>
-        </w:rPr>
-        <w:t>']}</w:t>
-      </w:r>
-      <w:proofErr w:type="gramEnd"/>
-      <w:r>
-        <w:rPr>
-          <w:rFonts w:ascii="Times New Roman" w:hAnsi="Times New Roman" w:cs="Times New Roman"/>
-          <w:sz w:val="28"/>
-          <w:szCs w:val="28"/>
-        </w:rPr>
-        <w:t>")</w:t>
+        <w:t xml:space="preserve"> B: {environment['B']}")</w:t>
       </w:r>
     </w:p>
     <w:p>
@@ -10404,25 +10242,7 @@
           <w:sz w:val="28"/>
           <w:szCs w:val="28"/>
         </w:rPr>
-        <w:t xml:space="preserve"> = (P and Q) </w:t>
-      </w:r>
-      <w:proofErr w:type="gramStart"/>
-      <w:r>
-        <w:rPr>
-          <w:rFonts w:ascii="Times New Roman" w:hAnsi="Times New Roman" w:cs="Times New Roman"/>
-          <w:sz w:val="28"/>
-          <w:szCs w:val="28"/>
-        </w:rPr>
-        <w:t>or ((</w:t>
-      </w:r>
-      <w:proofErr w:type="gramEnd"/>
-      <w:r>
-        <w:rPr>
-          <w:rFonts w:ascii="Times New Roman" w:hAnsi="Times New Roman" w:cs="Times New Roman"/>
-          <w:sz w:val="28"/>
-          <w:szCs w:val="28"/>
-        </w:rPr>
-        <w:t>not P) and (not Q))</w:t>
+        <w:t xml:space="preserve"> = (P and Q) or ((not P) and (not Q))</w:t>
       </w:r>
     </w:p>
     <w:p>
@@ -11280,18 +11100,8 @@
           <w:sz w:val="28"/>
           <w:szCs w:val="28"/>
         </w:rPr>
-        <w:t>(")",""</w:t>
-      </w:r>
-      <w:proofErr w:type="gramStart"/>
-      <w:r>
-        <w:rPr>
-          <w:rFonts w:ascii="Times New Roman" w:hAnsi="Times New Roman" w:cs="Times New Roman"/>
-          <w:sz w:val="28"/>
-          <w:szCs w:val="28"/>
-        </w:rPr>
-        <w:t>)</w:t>
-      </w:r>
-      <w:proofErr w:type="gramEnd"/>
+        <w:t>(")","")</w:t>
+      </w:r>
     </w:p>
     <w:p>
       <w:pPr>
@@ -12748,23 +12558,13 @@
           <w:szCs w:val="28"/>
         </w:rPr>
       </w:pPr>
-      <w:proofErr w:type="gramStart"/>
-      <w:r>
-        <w:rPr>
-          <w:rFonts w:ascii="Times New Roman" w:hAnsi="Times New Roman" w:cs="Times New Roman"/>
-          <w:sz w:val="28"/>
-          <w:szCs w:val="28"/>
-        </w:rPr>
-        <w:t>import</w:t>
-      </w:r>
-      <w:proofErr w:type="gramEnd"/>
-      <w:r>
-        <w:rPr>
-          <w:rFonts w:ascii="Times New Roman" w:hAnsi="Times New Roman" w:cs="Times New Roman"/>
-          <w:sz w:val="28"/>
-          <w:szCs w:val="28"/>
-        </w:rPr>
-        <w:t xml:space="preserve"> </w:t>
+      <w:r>
+        <w:rPr>
+          <w:rFonts w:ascii="Times New Roman" w:hAnsi="Times New Roman" w:cs="Times New Roman"/>
+          <w:sz w:val="28"/>
+          <w:szCs w:val="28"/>
+        </w:rPr>
+        <w:t xml:space="preserve">import </w:t>
       </w:r>
       <w:proofErr w:type="spellStart"/>
       <w:r>
@@ -12802,61 +12602,23 @@
         <w:t>X=</w:t>
       </w:r>
       <w:proofErr w:type="spellStart"/>
-      <w:proofErr w:type="gramStart"/>
-      <w:r>
-        <w:rPr>
-          <w:rFonts w:ascii="Times New Roman" w:hAnsi="Times New Roman" w:cs="Times New Roman"/>
-          <w:sz w:val="28"/>
-          <w:szCs w:val="28"/>
-        </w:rPr>
-        <w:t>np</w:t>
-      </w:r>
-      <w:proofErr w:type="gramEnd"/>
-      <w:r>
-        <w:rPr>
-          <w:rFonts w:ascii="Times New Roman" w:hAnsi="Times New Roman" w:cs="Times New Roman"/>
-          <w:sz w:val="28"/>
-          <w:szCs w:val="28"/>
-        </w:rPr>
-        <w:t>.</w:t>
-      </w:r>
-      <w:proofErr w:type="gramStart"/>
-      <w:r>
-        <w:rPr>
-          <w:rFonts w:ascii="Times New Roman" w:hAnsi="Times New Roman" w:cs="Times New Roman"/>
-          <w:sz w:val="28"/>
-          <w:szCs w:val="28"/>
-        </w:rPr>
-        <w:t>array</w:t>
-      </w:r>
-      <w:proofErr w:type="spellEnd"/>
-      <w:r>
-        <w:rPr>
-          <w:rFonts w:ascii="Times New Roman" w:hAnsi="Times New Roman" w:cs="Times New Roman"/>
-          <w:sz w:val="28"/>
-          <w:szCs w:val="28"/>
-        </w:rPr>
-        <w:t>({</w:t>
-      </w:r>
-      <w:proofErr w:type="gramEnd"/>
-      <w:r>
-        <w:rPr>
-          <w:rFonts w:ascii="Times New Roman" w:hAnsi="Times New Roman" w:cs="Times New Roman"/>
-          <w:sz w:val="28"/>
-          <w:szCs w:val="28"/>
-        </w:rPr>
-        <w:t>1,2,</w:t>
-      </w:r>
-      <w:proofErr w:type="gramStart"/>
-      <w:r>
-        <w:rPr>
-          <w:rFonts w:ascii="Times New Roman" w:hAnsi="Times New Roman" w:cs="Times New Roman"/>
-          <w:sz w:val="28"/>
-          <w:szCs w:val="28"/>
-        </w:rPr>
-        <w:t>3,4})</w:t>
-      </w:r>
-      <w:proofErr w:type="gramEnd"/>
+      <w:r>
+        <w:rPr>
+          <w:rFonts w:ascii="Times New Roman" w:hAnsi="Times New Roman" w:cs="Times New Roman"/>
+          <w:sz w:val="28"/>
+          <w:szCs w:val="28"/>
+        </w:rPr>
+        <w:t>np.array</w:t>
+      </w:r>
+      <w:proofErr w:type="spellEnd"/>
+      <w:r>
+        <w:rPr>
+          <w:rFonts w:ascii="Times New Roman" w:hAnsi="Times New Roman" w:cs="Times New Roman"/>
+          <w:sz w:val="28"/>
+          <w:szCs w:val="28"/>
+        </w:rPr>
+        <w:t>({1,2,3,4})</w:t>
+      </w:r>
     </w:p>
     <w:p>
       <w:pPr>
@@ -12892,18 +12654,8 @@
           <w:sz w:val="28"/>
           <w:szCs w:val="28"/>
         </w:rPr>
-        <w:t>({10,20,</w:t>
-      </w:r>
-      <w:proofErr w:type="gramStart"/>
-      <w:r>
-        <w:rPr>
-          <w:rFonts w:ascii="Times New Roman" w:hAnsi="Times New Roman" w:cs="Times New Roman"/>
-          <w:sz w:val="28"/>
-          <w:szCs w:val="28"/>
-        </w:rPr>
-        <w:t>30,40})</w:t>
-      </w:r>
-      <w:proofErr w:type="gramEnd"/>
+        <w:t>({10,20,30,40})</w:t>
+      </w:r>
     </w:p>
     <w:p>
       <w:pPr>
@@ -13558,23 +13310,13 @@
           <w:szCs w:val="24"/>
         </w:rPr>
       </w:pPr>
-      <w:proofErr w:type="gramStart"/>
       <w:r>
         <w:rPr>
           <w:rFonts w:ascii="Times New Roman" w:hAnsi="Times New Roman" w:cs="Times New Roman"/>
           <w:sz w:val="24"/>
           <w:szCs w:val="24"/>
         </w:rPr>
-        <w:t>import</w:t>
-      </w:r>
-      <w:proofErr w:type="gramEnd"/>
-      <w:r>
-        <w:rPr>
-          <w:rFonts w:ascii="Times New Roman" w:hAnsi="Times New Roman" w:cs="Times New Roman"/>
-          <w:sz w:val="24"/>
-          <w:szCs w:val="24"/>
-        </w:rPr>
-        <w:t xml:space="preserve"> </w:t>
+        <w:t xml:space="preserve">import </w:t>
       </w:r>
       <w:proofErr w:type="spellStart"/>
       <w:r>
@@ -14132,23 +13874,13 @@
           <w:szCs w:val="24"/>
         </w:rPr>
       </w:pPr>
-      <w:proofErr w:type="gramStart"/>
       <w:r>
         <w:rPr>
           <w:rFonts w:ascii="Times New Roman" w:hAnsi="Times New Roman" w:cs="Times New Roman"/>
           <w:sz w:val="24"/>
           <w:szCs w:val="24"/>
         </w:rPr>
-        <w:t>import</w:t>
-      </w:r>
-      <w:proofErr w:type="gramEnd"/>
-      <w:r>
-        <w:rPr>
-          <w:rFonts w:ascii="Times New Roman" w:hAnsi="Times New Roman" w:cs="Times New Roman"/>
-          <w:sz w:val="24"/>
-          <w:szCs w:val="24"/>
-        </w:rPr>
-        <w:t xml:space="preserve"> </w:t>
+        <w:t xml:space="preserve">import </w:t>
       </w:r>
       <w:proofErr w:type="spellStart"/>
       <w:r>
@@ -14761,23 +14493,13 @@
           <w:szCs w:val="24"/>
         </w:rPr>
       </w:pPr>
-      <w:proofErr w:type="gramStart"/>
       <w:r>
         <w:rPr>
           <w:rFonts w:ascii="Times New Roman" w:hAnsi="Times New Roman" w:cs="Times New Roman"/>
           <w:sz w:val="24"/>
           <w:szCs w:val="24"/>
         </w:rPr>
-        <w:t>import</w:t>
-      </w:r>
-      <w:proofErr w:type="gramEnd"/>
-      <w:r>
-        <w:rPr>
-          <w:rFonts w:ascii="Times New Roman" w:hAnsi="Times New Roman" w:cs="Times New Roman"/>
-          <w:sz w:val="24"/>
-          <w:szCs w:val="24"/>
-        </w:rPr>
-        <w:t xml:space="preserve"> </w:t>
+        <w:t xml:space="preserve">import </w:t>
       </w:r>
       <w:proofErr w:type="spellStart"/>
       <w:r>
@@ -15414,23 +15136,13 @@
           <w:szCs w:val="28"/>
         </w:rPr>
       </w:pPr>
-      <w:proofErr w:type="gramStart"/>
-      <w:r>
-        <w:rPr>
-          <w:rFonts w:ascii="Times New Roman" w:hAnsi="Times New Roman" w:cs="Times New Roman"/>
-          <w:sz w:val="28"/>
-          <w:szCs w:val="28"/>
-        </w:rPr>
-        <w:t>import</w:t>
-      </w:r>
-      <w:proofErr w:type="gramEnd"/>
-      <w:r>
-        <w:rPr>
-          <w:rFonts w:ascii="Times New Roman" w:hAnsi="Times New Roman" w:cs="Times New Roman"/>
-          <w:sz w:val="28"/>
-          <w:szCs w:val="28"/>
-        </w:rPr>
-        <w:t xml:space="preserve"> </w:t>
+      <w:r>
+        <w:rPr>
+          <w:rFonts w:ascii="Times New Roman" w:hAnsi="Times New Roman" w:cs="Times New Roman"/>
+          <w:sz w:val="28"/>
+          <w:szCs w:val="28"/>
+        </w:rPr>
+        <w:t xml:space="preserve">import </w:t>
       </w:r>
       <w:proofErr w:type="spellStart"/>
       <w:r>
@@ -16087,23 +15799,13 @@
           <w:szCs w:val="28"/>
         </w:rPr>
       </w:pPr>
-      <w:proofErr w:type="gramStart"/>
-      <w:r>
-        <w:rPr>
-          <w:rFonts w:ascii="Times New Roman" w:hAnsi="Times New Roman" w:cs="Times New Roman"/>
-          <w:sz w:val="28"/>
-          <w:szCs w:val="28"/>
-        </w:rPr>
-        <w:t>import</w:t>
-      </w:r>
-      <w:proofErr w:type="gramEnd"/>
-      <w:r>
-        <w:rPr>
-          <w:rFonts w:ascii="Times New Roman" w:hAnsi="Times New Roman" w:cs="Times New Roman"/>
-          <w:sz w:val="28"/>
-          <w:szCs w:val="28"/>
-        </w:rPr>
-        <w:t xml:space="preserve"> </w:t>
+      <w:r>
+        <w:rPr>
+          <w:rFonts w:ascii="Times New Roman" w:hAnsi="Times New Roman" w:cs="Times New Roman"/>
+          <w:sz w:val="28"/>
+          <w:szCs w:val="28"/>
+        </w:rPr>
+        <w:t xml:space="preserve">import </w:t>
       </w:r>
       <w:proofErr w:type="spellStart"/>
       <w:r>
@@ -16451,23 +16153,13 @@
           <w:szCs w:val="28"/>
         </w:rPr>
       </w:pPr>
-      <w:proofErr w:type="gramStart"/>
-      <w:r>
-        <w:rPr>
-          <w:rFonts w:ascii="Times New Roman" w:hAnsi="Times New Roman" w:cs="Times New Roman"/>
-          <w:sz w:val="28"/>
-          <w:szCs w:val="28"/>
-        </w:rPr>
-        <w:t>print("</w:t>
-      </w:r>
-      <w:proofErr w:type="gramEnd"/>
-      <w:r>
-        <w:rPr>
-          <w:rFonts w:ascii="Times New Roman" w:hAnsi="Times New Roman" w:cs="Times New Roman"/>
-          <w:sz w:val="28"/>
-          <w:szCs w:val="28"/>
-        </w:rPr>
-        <w:t>x_train:</w:t>
+      <w:r>
+        <w:rPr>
+          <w:rFonts w:ascii="Times New Roman" w:hAnsi="Times New Roman" w:cs="Times New Roman"/>
+          <w:sz w:val="28"/>
+          <w:szCs w:val="28"/>
+        </w:rPr>
+        <w:t>print("x_train:</w:t>
       </w:r>
       <w:proofErr w:type="gramStart"/>
       <w:r>
@@ -16876,23 +16568,13 @@
           <w:szCs w:val="28"/>
         </w:rPr>
       </w:pPr>
-      <w:proofErr w:type="gramStart"/>
-      <w:r>
-        <w:rPr>
-          <w:rFonts w:ascii="Times New Roman" w:hAnsi="Times New Roman" w:cs="Times New Roman"/>
-          <w:sz w:val="28"/>
-          <w:szCs w:val="28"/>
-        </w:rPr>
-        <w:t>import</w:t>
-      </w:r>
-      <w:proofErr w:type="gramEnd"/>
-      <w:r>
-        <w:rPr>
-          <w:rFonts w:ascii="Times New Roman" w:hAnsi="Times New Roman" w:cs="Times New Roman"/>
-          <w:sz w:val="28"/>
-          <w:szCs w:val="28"/>
-        </w:rPr>
-        <w:t xml:space="preserve"> </w:t>
+      <w:r>
+        <w:rPr>
+          <w:rFonts w:ascii="Times New Roman" w:hAnsi="Times New Roman" w:cs="Times New Roman"/>
+          <w:sz w:val="28"/>
+          <w:szCs w:val="28"/>
+        </w:rPr>
+        <w:t xml:space="preserve">import </w:t>
       </w:r>
       <w:proofErr w:type="spellStart"/>
       <w:r>
@@ -17488,1201 +17170,1176 @@
           <w:szCs w:val="36"/>
         </w:rPr>
         <w:lastRenderedPageBreak/>
-        <w:t>Program 1</w:t>
-      </w:r>
-      <w:r>
-        <w:rPr>
-          <w:rFonts w:ascii="Times New Roman" w:hAnsi="Times New Roman" w:cs="Times New Roman"/>
+        <w:t>Program 16:</w:t>
+      </w:r>
+      <w:r>
+        <w:rPr>
+          <w:rFonts w:cs="Times New Roman"/>
+        </w:rPr>
+        <w:t xml:space="preserve"> </w:t>
+      </w:r>
+      <w:r>
+        <w:rPr>
+          <w:rFonts w:cs="Times New Roman"/>
           <w:b/>
           <w:bCs/>
           <w:sz w:val="36"/>
           <w:szCs w:val="36"/>
         </w:rPr>
-        <w:t>6</w:t>
-      </w:r>
-      <w:r>
+        <w:t>This program is used to implement Simple Linear Regression using Python and scikit-learn to predict house prices based on house size.</w:t>
+      </w:r>
+    </w:p>
+    <w:p>
+      <w:pPr>
+        <w:rPr>
+          <w:rFonts w:cs="Times New Roman"/>
+          <w:sz w:val="28"/>
+          <w:szCs w:val="28"/>
+        </w:rPr>
+      </w:pPr>
+      <w:r>
+        <w:rPr>
+          <w:rFonts w:cs="Times New Roman"/>
+          <w:sz w:val="28"/>
+          <w:szCs w:val="28"/>
+        </w:rPr>
+        <w:t xml:space="preserve">import </w:t>
+      </w:r>
+      <w:proofErr w:type="spellStart"/>
+      <w:r>
+        <w:rPr>
+          <w:rFonts w:cs="Times New Roman"/>
+          <w:sz w:val="28"/>
+          <w:szCs w:val="28"/>
+        </w:rPr>
+        <w:t>numpy</w:t>
+      </w:r>
+      <w:proofErr w:type="spellEnd"/>
+      <w:r>
+        <w:rPr>
+          <w:rFonts w:cs="Times New Roman"/>
+          <w:sz w:val="28"/>
+          <w:szCs w:val="28"/>
+        </w:rPr>
+        <w:t xml:space="preserve"> as np</w:t>
+      </w:r>
+    </w:p>
+    <w:p>
+      <w:pPr>
+        <w:rPr>
+          <w:rFonts w:cs="Times New Roman"/>
+          <w:sz w:val="28"/>
+          <w:szCs w:val="28"/>
+        </w:rPr>
+      </w:pPr>
+      <w:r>
+        <w:rPr>
+          <w:rFonts w:cs="Times New Roman"/>
+          <w:sz w:val="28"/>
+          <w:szCs w:val="28"/>
+        </w:rPr>
+        <w:t xml:space="preserve">from </w:t>
+      </w:r>
+      <w:proofErr w:type="spellStart"/>
+      <w:proofErr w:type="gramStart"/>
+      <w:r>
+        <w:rPr>
+          <w:rFonts w:cs="Times New Roman"/>
+          <w:sz w:val="28"/>
+          <w:szCs w:val="28"/>
+        </w:rPr>
+        <w:t>sklearn.model</w:t>
+      </w:r>
+      <w:proofErr w:type="gramEnd"/>
+      <w:r>
+        <w:rPr>
+          <w:rFonts w:cs="Times New Roman"/>
+          <w:sz w:val="28"/>
+          <w:szCs w:val="28"/>
+        </w:rPr>
+        <w:t>_selection</w:t>
+      </w:r>
+      <w:proofErr w:type="spellEnd"/>
+      <w:r>
+        <w:rPr>
+          <w:rFonts w:cs="Times New Roman"/>
+          <w:sz w:val="28"/>
+          <w:szCs w:val="28"/>
+        </w:rPr>
+        <w:t xml:space="preserve"> import </w:t>
+      </w:r>
+      <w:proofErr w:type="spellStart"/>
+      <w:r>
+        <w:rPr>
+          <w:rFonts w:cs="Times New Roman"/>
+          <w:sz w:val="28"/>
+          <w:szCs w:val="28"/>
+        </w:rPr>
+        <w:t>train_test_split</w:t>
+      </w:r>
+      <w:proofErr w:type="spellEnd"/>
+    </w:p>
+    <w:p>
+      <w:pPr>
+        <w:rPr>
+          <w:rFonts w:cs="Times New Roman"/>
+          <w:sz w:val="28"/>
+          <w:szCs w:val="28"/>
+        </w:rPr>
+      </w:pPr>
+      <w:r>
+        <w:rPr>
+          <w:rFonts w:cs="Times New Roman"/>
+          <w:sz w:val="28"/>
+          <w:szCs w:val="28"/>
+        </w:rPr>
+        <w:t xml:space="preserve">from </w:t>
+      </w:r>
+      <w:proofErr w:type="spellStart"/>
+      <w:proofErr w:type="gramStart"/>
+      <w:r>
+        <w:rPr>
+          <w:rFonts w:cs="Times New Roman"/>
+          <w:sz w:val="28"/>
+          <w:szCs w:val="28"/>
+        </w:rPr>
+        <w:t>sklearn.linear</w:t>
+      </w:r>
+      <w:proofErr w:type="gramEnd"/>
+      <w:r>
+        <w:rPr>
+          <w:rFonts w:cs="Times New Roman"/>
+          <w:sz w:val="28"/>
+          <w:szCs w:val="28"/>
+        </w:rPr>
+        <w:t>_model</w:t>
+      </w:r>
+      <w:proofErr w:type="spellEnd"/>
+      <w:r>
+        <w:rPr>
+          <w:rFonts w:cs="Times New Roman"/>
+          <w:sz w:val="28"/>
+          <w:szCs w:val="28"/>
+        </w:rPr>
+        <w:t xml:space="preserve"> import </w:t>
+      </w:r>
+      <w:proofErr w:type="spellStart"/>
+      <w:r>
+        <w:rPr>
+          <w:rFonts w:cs="Times New Roman"/>
+          <w:sz w:val="28"/>
+          <w:szCs w:val="28"/>
+        </w:rPr>
+        <w:t>LinearRegression</w:t>
+      </w:r>
+      <w:proofErr w:type="spellEnd"/>
+    </w:p>
+    <w:p>
+      <w:pPr>
+        <w:rPr>
+          <w:rFonts w:cs="Times New Roman"/>
+          <w:sz w:val="28"/>
+          <w:szCs w:val="28"/>
+        </w:rPr>
+      </w:pPr>
+    </w:p>
+    <w:p>
+      <w:pPr>
+        <w:rPr>
+          <w:rFonts w:cs="Times New Roman"/>
+          <w:sz w:val="28"/>
+          <w:szCs w:val="28"/>
+        </w:rPr>
+      </w:pPr>
+      <w:r>
+        <w:rPr>
+          <w:rFonts w:cs="Times New Roman"/>
+          <w:sz w:val="28"/>
+          <w:szCs w:val="28"/>
+        </w:rPr>
+        <w:t># Step 1: Create dataset</w:t>
+      </w:r>
+    </w:p>
+    <w:p>
+      <w:pPr>
+        <w:rPr>
+          <w:rFonts w:cs="Times New Roman"/>
+          <w:sz w:val="28"/>
+          <w:szCs w:val="28"/>
+        </w:rPr>
+      </w:pPr>
+      <w:r>
+        <w:rPr>
+          <w:rFonts w:cs="Times New Roman"/>
+          <w:sz w:val="28"/>
+          <w:szCs w:val="28"/>
+        </w:rPr>
+        <w:t xml:space="preserve">X = </w:t>
+      </w:r>
+      <w:proofErr w:type="spellStart"/>
+      <w:proofErr w:type="gramStart"/>
+      <w:r>
+        <w:rPr>
+          <w:rFonts w:cs="Times New Roman"/>
+          <w:sz w:val="28"/>
+          <w:szCs w:val="28"/>
+        </w:rPr>
+        <w:t>np.array</w:t>
+      </w:r>
+      <w:proofErr w:type="spellEnd"/>
+      <w:proofErr w:type="gramEnd"/>
+      <w:r>
+        <w:rPr>
+          <w:rFonts w:cs="Times New Roman"/>
+          <w:sz w:val="28"/>
+          <w:szCs w:val="28"/>
+        </w:rPr>
+        <w:t>([800, 1000, 1200, 1500, 1800]</w:t>
+      </w:r>
+      <w:proofErr w:type="gramStart"/>
+      <w:r>
+        <w:rPr>
+          <w:rFonts w:cs="Times New Roman"/>
+          <w:sz w:val="28"/>
+          <w:szCs w:val="28"/>
+        </w:rPr>
+        <w:t>).reshape</w:t>
+      </w:r>
+      <w:proofErr w:type="gramEnd"/>
+      <w:r>
+        <w:rPr>
+          <w:rFonts w:cs="Times New Roman"/>
+          <w:sz w:val="28"/>
+          <w:szCs w:val="28"/>
+        </w:rPr>
+        <w:t>(-1, 1)</w:t>
+      </w:r>
+    </w:p>
+    <w:p>
+      <w:pPr>
+        <w:rPr>
+          <w:rFonts w:cs="Times New Roman"/>
+          <w:sz w:val="28"/>
+          <w:szCs w:val="28"/>
+        </w:rPr>
+      </w:pPr>
+      <w:r>
+        <w:rPr>
+          <w:rFonts w:cs="Times New Roman"/>
+          <w:sz w:val="28"/>
+          <w:szCs w:val="28"/>
+        </w:rPr>
+        <w:t xml:space="preserve">y = </w:t>
+      </w:r>
+      <w:proofErr w:type="spellStart"/>
+      <w:proofErr w:type="gramStart"/>
+      <w:r>
+        <w:rPr>
+          <w:rFonts w:cs="Times New Roman"/>
+          <w:sz w:val="28"/>
+          <w:szCs w:val="28"/>
+        </w:rPr>
+        <w:t>np.array</w:t>
+      </w:r>
+      <w:proofErr w:type="spellEnd"/>
+      <w:proofErr w:type="gramEnd"/>
+      <w:r>
+        <w:rPr>
+          <w:rFonts w:cs="Times New Roman"/>
+          <w:sz w:val="28"/>
+          <w:szCs w:val="28"/>
+        </w:rPr>
+        <w:t>([120, 150, 180, 210, 250])</w:t>
+      </w:r>
+    </w:p>
+    <w:p>
+      <w:pPr>
+        <w:rPr>
+          <w:rFonts w:cs="Times New Roman"/>
+          <w:sz w:val="28"/>
+          <w:szCs w:val="28"/>
+        </w:rPr>
+      </w:pPr>
+    </w:p>
+    <w:p>
+      <w:pPr>
+        <w:rPr>
+          <w:rFonts w:cs="Times New Roman"/>
+          <w:sz w:val="28"/>
+          <w:szCs w:val="28"/>
+        </w:rPr>
+      </w:pPr>
+      <w:r>
+        <w:rPr>
+          <w:rFonts w:cs="Times New Roman"/>
+          <w:sz w:val="28"/>
+          <w:szCs w:val="28"/>
+        </w:rPr>
+        <w:t># Step 2: Split data into training and testing sets</w:t>
+      </w:r>
+    </w:p>
+    <w:p>
+      <w:pPr>
+        <w:rPr>
+          <w:rFonts w:cs="Times New Roman"/>
+          <w:sz w:val="28"/>
+          <w:szCs w:val="28"/>
+        </w:rPr>
+      </w:pPr>
+      <w:proofErr w:type="spellStart"/>
+      <w:r>
+        <w:rPr>
+          <w:rFonts w:cs="Times New Roman"/>
+          <w:sz w:val="28"/>
+          <w:szCs w:val="28"/>
+        </w:rPr>
+        <w:t>X_train</w:t>
+      </w:r>
+      <w:proofErr w:type="spellEnd"/>
+      <w:r>
+        <w:rPr>
+          <w:rFonts w:cs="Times New Roman"/>
+          <w:sz w:val="28"/>
+          <w:szCs w:val="28"/>
+        </w:rPr>
+        <w:t xml:space="preserve">, </w:t>
+      </w:r>
+      <w:proofErr w:type="spellStart"/>
+      <w:r>
+        <w:rPr>
+          <w:rFonts w:cs="Times New Roman"/>
+          <w:sz w:val="28"/>
+          <w:szCs w:val="28"/>
+        </w:rPr>
+        <w:t>X_test</w:t>
+      </w:r>
+      <w:proofErr w:type="spellEnd"/>
+      <w:r>
+        <w:rPr>
+          <w:rFonts w:cs="Times New Roman"/>
+          <w:sz w:val="28"/>
+          <w:szCs w:val="28"/>
+        </w:rPr>
+        <w:t xml:space="preserve">, </w:t>
+      </w:r>
+      <w:proofErr w:type="spellStart"/>
+      <w:r>
+        <w:rPr>
+          <w:rFonts w:cs="Times New Roman"/>
+          <w:sz w:val="28"/>
+          <w:szCs w:val="28"/>
+        </w:rPr>
+        <w:t>y_train</w:t>
+      </w:r>
+      <w:proofErr w:type="spellEnd"/>
+      <w:r>
+        <w:rPr>
+          <w:rFonts w:cs="Times New Roman"/>
+          <w:sz w:val="28"/>
+          <w:szCs w:val="28"/>
+        </w:rPr>
+        <w:t xml:space="preserve">, </w:t>
+      </w:r>
+      <w:proofErr w:type="spellStart"/>
+      <w:r>
+        <w:rPr>
+          <w:rFonts w:cs="Times New Roman"/>
+          <w:sz w:val="28"/>
+          <w:szCs w:val="28"/>
+        </w:rPr>
+        <w:t>y_test</w:t>
+      </w:r>
+      <w:proofErr w:type="spellEnd"/>
+      <w:r>
+        <w:rPr>
+          <w:rFonts w:cs="Times New Roman"/>
+          <w:sz w:val="28"/>
+          <w:szCs w:val="28"/>
+        </w:rPr>
+        <w:t xml:space="preserve"> = </w:t>
+      </w:r>
+      <w:proofErr w:type="spellStart"/>
+      <w:r>
+        <w:rPr>
+          <w:rFonts w:cs="Times New Roman"/>
+          <w:sz w:val="28"/>
+          <w:szCs w:val="28"/>
+        </w:rPr>
+        <w:t>train_test_</w:t>
+      </w:r>
+      <w:proofErr w:type="gramStart"/>
+      <w:r>
+        <w:rPr>
+          <w:rFonts w:cs="Times New Roman"/>
+          <w:sz w:val="28"/>
+          <w:szCs w:val="28"/>
+        </w:rPr>
+        <w:t>split</w:t>
+      </w:r>
+      <w:proofErr w:type="spellEnd"/>
+      <w:r>
+        <w:rPr>
+          <w:rFonts w:cs="Times New Roman"/>
+          <w:sz w:val="28"/>
+          <w:szCs w:val="28"/>
+        </w:rPr>
+        <w:t>(</w:t>
+      </w:r>
+      <w:proofErr w:type="gramEnd"/>
+      <w:r>
+        <w:rPr>
+          <w:rFonts w:cs="Times New Roman"/>
+          <w:sz w:val="28"/>
+          <w:szCs w:val="28"/>
+        </w:rPr>
+        <w:t xml:space="preserve">X, y, </w:t>
+      </w:r>
+      <w:proofErr w:type="spellStart"/>
+      <w:r>
+        <w:rPr>
+          <w:rFonts w:cs="Times New Roman"/>
+          <w:sz w:val="28"/>
+          <w:szCs w:val="28"/>
+        </w:rPr>
+        <w:t>test_size</w:t>
+      </w:r>
+      <w:proofErr w:type="spellEnd"/>
+      <w:r>
+        <w:rPr>
+          <w:rFonts w:cs="Times New Roman"/>
+          <w:sz w:val="28"/>
+          <w:szCs w:val="28"/>
+        </w:rPr>
+        <w:t xml:space="preserve">=0.2, </w:t>
+      </w:r>
+      <w:proofErr w:type="spellStart"/>
+      <w:r>
+        <w:rPr>
+          <w:rFonts w:cs="Times New Roman"/>
+          <w:sz w:val="28"/>
+          <w:szCs w:val="28"/>
+        </w:rPr>
+        <w:t>random_state</w:t>
+      </w:r>
+      <w:proofErr w:type="spellEnd"/>
+      <w:r>
+        <w:rPr>
+          <w:rFonts w:cs="Times New Roman"/>
+          <w:sz w:val="28"/>
+          <w:szCs w:val="28"/>
+        </w:rPr>
+        <w:t>=42)</w:t>
+      </w:r>
+    </w:p>
+    <w:p>
+      <w:pPr>
+        <w:rPr>
+          <w:rFonts w:cs="Times New Roman"/>
+          <w:sz w:val="28"/>
+          <w:szCs w:val="28"/>
+        </w:rPr>
+      </w:pPr>
+    </w:p>
+    <w:p>
+      <w:pPr>
+        <w:rPr>
+          <w:rFonts w:cs="Times New Roman"/>
+          <w:sz w:val="28"/>
+          <w:szCs w:val="28"/>
+        </w:rPr>
+      </w:pPr>
+      <w:r>
+        <w:rPr>
+          <w:rFonts w:cs="Times New Roman"/>
+          <w:sz w:val="28"/>
+          <w:szCs w:val="28"/>
+        </w:rPr>
+        <w:t># Step 3: Create Linear Regression model</w:t>
+      </w:r>
+    </w:p>
+    <w:p>
+      <w:pPr>
+        <w:rPr>
+          <w:rFonts w:cs="Times New Roman"/>
+          <w:sz w:val="28"/>
+          <w:szCs w:val="28"/>
+        </w:rPr>
+      </w:pPr>
+      <w:r>
+        <w:rPr>
+          <w:rFonts w:cs="Times New Roman"/>
+          <w:sz w:val="28"/>
+          <w:szCs w:val="28"/>
+        </w:rPr>
+        <w:t xml:space="preserve">model = </w:t>
+      </w:r>
+      <w:proofErr w:type="spellStart"/>
+      <w:proofErr w:type="gramStart"/>
+      <w:r>
+        <w:rPr>
+          <w:rFonts w:cs="Times New Roman"/>
+          <w:sz w:val="28"/>
+          <w:szCs w:val="28"/>
+        </w:rPr>
+        <w:t>LinearRegression</w:t>
+      </w:r>
+      <w:proofErr w:type="spellEnd"/>
+      <w:r>
+        <w:rPr>
+          <w:rFonts w:cs="Times New Roman"/>
+          <w:sz w:val="28"/>
+          <w:szCs w:val="28"/>
+        </w:rPr>
+        <w:t>(</w:t>
+      </w:r>
+      <w:proofErr w:type="gramEnd"/>
+      <w:r>
+        <w:rPr>
+          <w:rFonts w:cs="Times New Roman"/>
+          <w:sz w:val="28"/>
+          <w:szCs w:val="28"/>
+        </w:rPr>
+        <w:t>)</w:t>
+      </w:r>
+    </w:p>
+    <w:p>
+      <w:pPr>
+        <w:rPr>
+          <w:rFonts w:cs="Times New Roman"/>
+          <w:sz w:val="28"/>
+          <w:szCs w:val="28"/>
+        </w:rPr>
+      </w:pPr>
+    </w:p>
+    <w:p>
+      <w:pPr>
+        <w:rPr>
+          <w:rFonts w:cs="Times New Roman"/>
+          <w:sz w:val="28"/>
+          <w:szCs w:val="28"/>
+        </w:rPr>
+      </w:pPr>
+      <w:r>
+        <w:rPr>
+          <w:rFonts w:cs="Times New Roman"/>
+          <w:sz w:val="28"/>
+          <w:szCs w:val="28"/>
+        </w:rPr>
+        <w:t># Step 4: Train the model</w:t>
+      </w:r>
+    </w:p>
+    <w:p>
+      <w:pPr>
+        <w:rPr>
+          <w:rFonts w:cs="Times New Roman"/>
+          <w:sz w:val="28"/>
+          <w:szCs w:val="28"/>
+        </w:rPr>
+      </w:pPr>
+      <w:proofErr w:type="spellStart"/>
+      <w:proofErr w:type="gramStart"/>
+      <w:r>
+        <w:rPr>
+          <w:rFonts w:cs="Times New Roman"/>
+          <w:sz w:val="28"/>
+          <w:szCs w:val="28"/>
+        </w:rPr>
+        <w:t>model.fit</w:t>
+      </w:r>
+      <w:proofErr w:type="spellEnd"/>
+      <w:r>
+        <w:rPr>
+          <w:rFonts w:cs="Times New Roman"/>
+          <w:sz w:val="28"/>
+          <w:szCs w:val="28"/>
+        </w:rPr>
+        <w:t>(</w:t>
+      </w:r>
+      <w:proofErr w:type="spellStart"/>
+      <w:proofErr w:type="gramEnd"/>
+      <w:r>
+        <w:rPr>
+          <w:rFonts w:cs="Times New Roman"/>
+          <w:sz w:val="28"/>
+          <w:szCs w:val="28"/>
+        </w:rPr>
+        <w:t>X_train</w:t>
+      </w:r>
+      <w:proofErr w:type="spellEnd"/>
+      <w:r>
+        <w:rPr>
+          <w:rFonts w:cs="Times New Roman"/>
+          <w:sz w:val="28"/>
+          <w:szCs w:val="28"/>
+        </w:rPr>
+        <w:t xml:space="preserve">, </w:t>
+      </w:r>
+      <w:proofErr w:type="spellStart"/>
+      <w:r>
+        <w:rPr>
+          <w:rFonts w:cs="Times New Roman"/>
+          <w:sz w:val="28"/>
+          <w:szCs w:val="28"/>
+        </w:rPr>
+        <w:t>y_train</w:t>
+      </w:r>
+      <w:proofErr w:type="spellEnd"/>
+      <w:r>
+        <w:rPr>
+          <w:rFonts w:cs="Times New Roman"/>
+          <w:sz w:val="28"/>
+          <w:szCs w:val="28"/>
+        </w:rPr>
+        <w:t>)</w:t>
+      </w:r>
+    </w:p>
+    <w:p>
+      <w:pPr>
+        <w:rPr>
+          <w:rFonts w:cs="Times New Roman"/>
+          <w:sz w:val="28"/>
+          <w:szCs w:val="28"/>
+        </w:rPr>
+      </w:pPr>
+    </w:p>
+    <w:p>
+      <w:pPr>
+        <w:rPr>
+          <w:rFonts w:cs="Times New Roman"/>
+          <w:sz w:val="28"/>
+          <w:szCs w:val="28"/>
+        </w:rPr>
+      </w:pPr>
+      <w:r>
+        <w:rPr>
+          <w:rFonts w:cs="Times New Roman"/>
+          <w:sz w:val="28"/>
+          <w:szCs w:val="28"/>
+        </w:rPr>
+        <w:t># Step 5: Predict on test data</w:t>
+      </w:r>
+    </w:p>
+    <w:p>
+      <w:pPr>
+        <w:rPr>
+          <w:rFonts w:cs="Times New Roman"/>
+          <w:sz w:val="28"/>
+          <w:szCs w:val="28"/>
+        </w:rPr>
+      </w:pPr>
+      <w:proofErr w:type="spellStart"/>
+      <w:r>
+        <w:rPr>
+          <w:rFonts w:cs="Times New Roman"/>
+          <w:sz w:val="28"/>
+          <w:szCs w:val="28"/>
+        </w:rPr>
+        <w:t>y_pred</w:t>
+      </w:r>
+      <w:proofErr w:type="spellEnd"/>
+      <w:r>
+        <w:rPr>
+          <w:rFonts w:cs="Times New Roman"/>
+          <w:sz w:val="28"/>
+          <w:szCs w:val="28"/>
+        </w:rPr>
+        <w:t xml:space="preserve"> = </w:t>
+      </w:r>
+      <w:proofErr w:type="spellStart"/>
+      <w:proofErr w:type="gramStart"/>
+      <w:r>
+        <w:rPr>
+          <w:rFonts w:cs="Times New Roman"/>
+          <w:sz w:val="28"/>
+          <w:szCs w:val="28"/>
+        </w:rPr>
+        <w:t>model.predict</w:t>
+      </w:r>
+      <w:proofErr w:type="spellEnd"/>
+      <w:proofErr w:type="gramEnd"/>
+      <w:r>
+        <w:rPr>
+          <w:rFonts w:cs="Times New Roman"/>
+          <w:sz w:val="28"/>
+          <w:szCs w:val="28"/>
+        </w:rPr>
+        <w:t>(</w:t>
+      </w:r>
+      <w:proofErr w:type="spellStart"/>
+      <w:r>
+        <w:rPr>
+          <w:rFonts w:cs="Times New Roman"/>
+          <w:sz w:val="28"/>
+          <w:szCs w:val="28"/>
+        </w:rPr>
+        <w:t>X_test</w:t>
+      </w:r>
+      <w:proofErr w:type="spellEnd"/>
+      <w:r>
+        <w:rPr>
+          <w:rFonts w:cs="Times New Roman"/>
+          <w:sz w:val="28"/>
+          <w:szCs w:val="28"/>
+        </w:rPr>
+        <w:t>)</w:t>
+      </w:r>
+    </w:p>
+    <w:p>
+      <w:pPr>
+        <w:rPr>
+          <w:rFonts w:cs="Times New Roman"/>
+          <w:sz w:val="28"/>
+          <w:szCs w:val="28"/>
+        </w:rPr>
+      </w:pPr>
+      <w:r>
+        <w:rPr>
+          <w:rFonts w:cs="Times New Roman"/>
+          <w:sz w:val="28"/>
+          <w:szCs w:val="28"/>
+        </w:rPr>
+        <w:t xml:space="preserve">y_pred1 = </w:t>
+      </w:r>
+      <w:proofErr w:type="spellStart"/>
+      <w:proofErr w:type="gramStart"/>
+      <w:r>
+        <w:rPr>
+          <w:rFonts w:cs="Times New Roman"/>
+          <w:sz w:val="28"/>
+          <w:szCs w:val="28"/>
+        </w:rPr>
+        <w:t>model.predict</w:t>
+      </w:r>
+      <w:proofErr w:type="spellEnd"/>
+      <w:proofErr w:type="gramEnd"/>
+      <w:r>
+        <w:rPr>
+          <w:rFonts w:cs="Times New Roman"/>
+          <w:sz w:val="28"/>
+          <w:szCs w:val="28"/>
+        </w:rPr>
+        <w:t>([[300]])</w:t>
+      </w:r>
+    </w:p>
+    <w:p>
+      <w:pPr>
+        <w:rPr>
+          <w:rFonts w:cs="Times New Roman"/>
+          <w:sz w:val="28"/>
+          <w:szCs w:val="28"/>
+        </w:rPr>
+      </w:pPr>
+    </w:p>
+    <w:p>
+      <w:pPr>
+        <w:rPr>
+          <w:rFonts w:cs="Times New Roman"/>
+          <w:sz w:val="28"/>
+          <w:szCs w:val="28"/>
+        </w:rPr>
+      </w:pPr>
+      <w:r>
+        <w:rPr>
+          <w:rFonts w:cs="Times New Roman"/>
+          <w:sz w:val="28"/>
+          <w:szCs w:val="28"/>
+        </w:rPr>
+        <w:t># Step 6: Display results</w:t>
+      </w:r>
+    </w:p>
+    <w:p>
+      <w:pPr>
+        <w:rPr>
+          <w:rFonts w:cs="Times New Roman"/>
+          <w:sz w:val="28"/>
+          <w:szCs w:val="28"/>
+        </w:rPr>
+      </w:pPr>
+      <w:proofErr w:type="gramStart"/>
+      <w:r>
+        <w:rPr>
+          <w:rFonts w:cs="Times New Roman"/>
+          <w:sz w:val="28"/>
+          <w:szCs w:val="28"/>
+        </w:rPr>
+        <w:t>print(</w:t>
+      </w:r>
+      <w:proofErr w:type="gramEnd"/>
+      <w:r>
+        <w:rPr>
+          <w:rFonts w:cs="Times New Roman"/>
+          <w:sz w:val="28"/>
+          <w:szCs w:val="28"/>
+        </w:rPr>
+        <w:t>"Test Data (</w:t>
+      </w:r>
+      <w:proofErr w:type="spellStart"/>
+      <w:r>
+        <w:rPr>
+          <w:rFonts w:cs="Times New Roman"/>
+          <w:sz w:val="28"/>
+          <w:szCs w:val="28"/>
+        </w:rPr>
+        <w:t>X_test</w:t>
+      </w:r>
+      <w:proofErr w:type="spellEnd"/>
+      <w:r>
+        <w:rPr>
+          <w:rFonts w:cs="Times New Roman"/>
+          <w:sz w:val="28"/>
+          <w:szCs w:val="28"/>
+        </w:rPr>
+        <w:t xml:space="preserve">):", </w:t>
+      </w:r>
+      <w:proofErr w:type="spellStart"/>
+      <w:r>
+        <w:rPr>
+          <w:rFonts w:cs="Times New Roman"/>
+          <w:sz w:val="28"/>
+          <w:szCs w:val="28"/>
+        </w:rPr>
+        <w:t>X_test</w:t>
+      </w:r>
+      <w:proofErr w:type="spellEnd"/>
+      <w:r>
+        <w:rPr>
+          <w:rFonts w:cs="Times New Roman"/>
+          <w:sz w:val="28"/>
+          <w:szCs w:val="28"/>
+        </w:rPr>
+        <w:t>)</w:t>
+      </w:r>
+    </w:p>
+    <w:p>
+      <w:pPr>
+        <w:rPr>
+          <w:rFonts w:cs="Times New Roman"/>
+          <w:sz w:val="28"/>
+          <w:szCs w:val="28"/>
+        </w:rPr>
+      </w:pPr>
+      <w:proofErr w:type="gramStart"/>
+      <w:r>
+        <w:rPr>
+          <w:rFonts w:cs="Times New Roman"/>
+          <w:sz w:val="28"/>
+          <w:szCs w:val="28"/>
+        </w:rPr>
+        <w:lastRenderedPageBreak/>
+        <w:t>print(</w:t>
+      </w:r>
+      <w:proofErr w:type="gramEnd"/>
+      <w:r>
+        <w:rPr>
+          <w:rFonts w:cs="Times New Roman"/>
+          <w:sz w:val="28"/>
+          <w:szCs w:val="28"/>
+        </w:rPr>
+        <w:t>"Actual Price (</w:t>
+      </w:r>
+      <w:proofErr w:type="spellStart"/>
+      <w:r>
+        <w:rPr>
+          <w:rFonts w:cs="Times New Roman"/>
+          <w:sz w:val="28"/>
+          <w:szCs w:val="28"/>
+        </w:rPr>
+        <w:t>y_test</w:t>
+      </w:r>
+      <w:proofErr w:type="spellEnd"/>
+      <w:r>
+        <w:rPr>
+          <w:rFonts w:cs="Times New Roman"/>
+          <w:sz w:val="28"/>
+          <w:szCs w:val="28"/>
+        </w:rPr>
+        <w:t xml:space="preserve">):", </w:t>
+      </w:r>
+      <w:proofErr w:type="spellStart"/>
+      <w:r>
+        <w:rPr>
+          <w:rFonts w:cs="Times New Roman"/>
+          <w:sz w:val="28"/>
+          <w:szCs w:val="28"/>
+        </w:rPr>
+        <w:t>y_test</w:t>
+      </w:r>
+      <w:proofErr w:type="spellEnd"/>
+      <w:r>
+        <w:rPr>
+          <w:rFonts w:cs="Times New Roman"/>
+          <w:sz w:val="28"/>
+          <w:szCs w:val="28"/>
+        </w:rPr>
+        <w:t>)</w:t>
+      </w:r>
+    </w:p>
+    <w:p>
+      <w:pPr>
+        <w:rPr>
+          <w:rFonts w:cs="Times New Roman"/>
+          <w:sz w:val="28"/>
+          <w:szCs w:val="28"/>
+        </w:rPr>
+      </w:pPr>
+      <w:proofErr w:type="gramStart"/>
+      <w:r>
+        <w:rPr>
+          <w:rFonts w:cs="Times New Roman"/>
+          <w:sz w:val="28"/>
+          <w:szCs w:val="28"/>
+        </w:rPr>
+        <w:t>print(</w:t>
+      </w:r>
+      <w:proofErr w:type="gramEnd"/>
+      <w:r>
+        <w:rPr>
+          <w:rFonts w:cs="Times New Roman"/>
+          <w:sz w:val="28"/>
+          <w:szCs w:val="28"/>
+        </w:rPr>
+        <w:t>"Predicted Price (</w:t>
+      </w:r>
+      <w:proofErr w:type="spellStart"/>
+      <w:r>
+        <w:rPr>
+          <w:rFonts w:cs="Times New Roman"/>
+          <w:sz w:val="28"/>
+          <w:szCs w:val="28"/>
+        </w:rPr>
+        <w:t>y_pred</w:t>
+      </w:r>
+      <w:proofErr w:type="spellEnd"/>
+      <w:r>
+        <w:rPr>
+          <w:rFonts w:cs="Times New Roman"/>
+          <w:sz w:val="28"/>
+          <w:szCs w:val="28"/>
+        </w:rPr>
+        <w:t xml:space="preserve">):", </w:t>
+      </w:r>
+      <w:proofErr w:type="spellStart"/>
+      <w:r>
+        <w:rPr>
+          <w:rFonts w:cs="Times New Roman"/>
+          <w:sz w:val="28"/>
+          <w:szCs w:val="28"/>
+        </w:rPr>
+        <w:t>y_pred</w:t>
+      </w:r>
+      <w:proofErr w:type="spellEnd"/>
+      <w:r>
+        <w:rPr>
+          <w:rFonts w:cs="Times New Roman"/>
+          <w:sz w:val="28"/>
+          <w:szCs w:val="28"/>
+        </w:rPr>
+        <w:t>)</w:t>
+      </w:r>
+    </w:p>
+    <w:p>
+      <w:pPr>
+        <w:rPr>
+          <w:rFonts w:cs="Times New Roman"/>
+          <w:sz w:val="28"/>
+          <w:szCs w:val="28"/>
+        </w:rPr>
+      </w:pPr>
+    </w:p>
+    <w:p>
+      <w:pPr>
+        <w:rPr>
+          <w:rFonts w:cs="Times New Roman"/>
+          <w:sz w:val="28"/>
+          <w:szCs w:val="28"/>
+        </w:rPr>
+      </w:pPr>
+      <w:r>
+        <w:rPr>
+          <w:rFonts w:cs="Times New Roman"/>
+          <w:sz w:val="28"/>
+          <w:szCs w:val="28"/>
+        </w:rPr>
+        <w:t># Step 7: Display model parameters</w:t>
+      </w:r>
+    </w:p>
+    <w:p>
+      <w:pPr>
+        <w:rPr>
+          <w:rFonts w:cs="Times New Roman"/>
+          <w:sz w:val="28"/>
+          <w:szCs w:val="28"/>
+        </w:rPr>
+      </w:pPr>
+      <w:proofErr w:type="gramStart"/>
+      <w:r>
+        <w:rPr>
+          <w:rFonts w:cs="Times New Roman"/>
+          <w:sz w:val="28"/>
+          <w:szCs w:val="28"/>
+        </w:rPr>
+        <w:t>print(</w:t>
+      </w:r>
+      <w:proofErr w:type="gramEnd"/>
+      <w:r>
+        <w:rPr>
+          <w:rFonts w:cs="Times New Roman"/>
+          <w:sz w:val="28"/>
+          <w:szCs w:val="28"/>
+        </w:rPr>
+        <w:t xml:space="preserve">"Slope (Coefficient):", </w:t>
+      </w:r>
+      <w:proofErr w:type="spellStart"/>
+      <w:proofErr w:type="gramStart"/>
+      <w:r>
+        <w:rPr>
+          <w:rFonts w:cs="Times New Roman"/>
+          <w:sz w:val="28"/>
+          <w:szCs w:val="28"/>
+        </w:rPr>
+        <w:t>model.coef</w:t>
+      </w:r>
+      <w:proofErr w:type="spellEnd"/>
+      <w:proofErr w:type="gramEnd"/>
+      <w:r>
+        <w:rPr>
+          <w:rFonts w:cs="Times New Roman"/>
+          <w:sz w:val="28"/>
+          <w:szCs w:val="28"/>
+        </w:rPr>
+        <w:t>_)</w:t>
+      </w:r>
+    </w:p>
+    <w:p>
+      <w:pPr>
+        <w:rPr>
+          <w:rFonts w:cs="Times New Roman"/>
+          <w:sz w:val="28"/>
+          <w:szCs w:val="28"/>
+        </w:rPr>
+      </w:pPr>
+      <w:proofErr w:type="gramStart"/>
+      <w:r>
+        <w:rPr>
+          <w:rFonts w:cs="Times New Roman"/>
+          <w:sz w:val="28"/>
+          <w:szCs w:val="28"/>
+        </w:rPr>
+        <w:t>print(</w:t>
+      </w:r>
+      <w:proofErr w:type="gramEnd"/>
+      <w:r>
+        <w:rPr>
+          <w:rFonts w:cs="Times New Roman"/>
+          <w:sz w:val="28"/>
+          <w:szCs w:val="28"/>
+        </w:rPr>
+        <w:t xml:space="preserve">"Intercept:", </w:t>
+      </w:r>
+      <w:proofErr w:type="spellStart"/>
+      <w:proofErr w:type="gramStart"/>
+      <w:r>
+        <w:rPr>
+          <w:rFonts w:cs="Times New Roman"/>
+          <w:sz w:val="28"/>
+          <w:szCs w:val="28"/>
+        </w:rPr>
+        <w:t>model.intercept</w:t>
+      </w:r>
+      <w:proofErr w:type="spellEnd"/>
+      <w:proofErr w:type="gramEnd"/>
+      <w:r>
+        <w:rPr>
+          <w:rFonts w:cs="Times New Roman"/>
+          <w:sz w:val="28"/>
+          <w:szCs w:val="28"/>
+        </w:rPr>
+        <w:t>_)</w:t>
+      </w:r>
+    </w:p>
+    <w:p>
+      <w:pPr>
+        <w:rPr>
+          <w:rFonts w:cs="Times New Roman"/>
+          <w:sz w:val="28"/>
+          <w:szCs w:val="28"/>
+        </w:rPr>
+      </w:pPr>
+      <w:proofErr w:type="gramStart"/>
+      <w:r>
+        <w:rPr>
+          <w:rFonts w:cs="Times New Roman"/>
+          <w:sz w:val="28"/>
+          <w:szCs w:val="28"/>
+        </w:rPr>
+        <w:t>print(</w:t>
+      </w:r>
+      <w:proofErr w:type="gramEnd"/>
+      <w:r>
+        <w:rPr>
+          <w:rFonts w:cs="Times New Roman"/>
+          <w:sz w:val="28"/>
+          <w:szCs w:val="28"/>
+        </w:rPr>
+        <w:t xml:space="preserve">"Price value for area 300 </w:t>
+      </w:r>
+      <w:proofErr w:type="spellStart"/>
+      <w:r>
+        <w:rPr>
+          <w:rFonts w:cs="Times New Roman"/>
+          <w:sz w:val="28"/>
+          <w:szCs w:val="28"/>
+        </w:rPr>
+        <w:t>sqft</w:t>
+      </w:r>
+      <w:proofErr w:type="spellEnd"/>
+      <w:r>
+        <w:rPr>
+          <w:rFonts w:cs="Times New Roman"/>
+          <w:sz w:val="28"/>
+          <w:szCs w:val="28"/>
+        </w:rPr>
+        <w:t>:", y_pred1)</w:t>
+      </w:r>
+    </w:p>
+    <w:p>
+      <w:pPr>
+        <w:rPr>
+          <w:rFonts w:ascii="Times New Roman" w:hAnsi="Times New Roman" w:cs="Times New Roman"/>
+          <w:sz w:val="28"/>
+          <w:szCs w:val="28"/>
+        </w:rPr>
+      </w:pPr>
+      <w:r>
+        <w:rPr>
+          <w:rFonts w:ascii="Times New Roman" w:hAnsi="Times New Roman" w:cs="Times New Roman"/>
+          <w:sz w:val="28"/>
+          <w:szCs w:val="28"/>
+        </w:rPr>
+        <w:tab/>
+      </w:r>
+    </w:p>
+    <w:p>
+      <w:pPr>
         <w:rPr>
           <w:rFonts w:ascii="Times New Roman" w:hAnsi="Times New Roman" w:cs="Times New Roman"/>
           <w:b/>
           <w:bCs/>
-          <w:sz w:val="36"/>
-          <w:szCs w:val="36"/>
-        </w:rPr>
-        <w:t>:</w:t>
-      </w:r>
-      <w:r>
-        <w:rPr>
-          <w:rFonts w:cs="Times New Roman"/>
-        </w:rPr>
-        <w:t xml:space="preserve"> </w:t>
-      </w:r>
-      <w:r>
-        <w:rPr>
-          <w:rFonts w:cs="Times New Roman"/>
+          <w:sz w:val="28"/>
+          <w:szCs w:val="28"/>
+          <w:u w:val="single"/>
+        </w:rPr>
+      </w:pPr>
+      <w:r>
+        <w:rPr>
+          <w:rFonts w:ascii="Times New Roman" w:hAnsi="Times New Roman" w:cs="Times New Roman"/>
           <w:b/>
           <w:bCs/>
-          <w:sz w:val="36"/>
-          <w:szCs w:val="36"/>
-        </w:rPr>
-        <w:t>This program is used to implement Simple Linear Regression using Python and scikit-learn to predict house prices based on house size.</w:t>
-      </w:r>
-    </w:p>
-    <w:p>
-      <w:pPr>
-        <w:rPr>
-          <w:rFonts w:cs="Times New Roman"/>
-          <w:sz w:val="28"/>
-          <w:szCs w:val="28"/>
-        </w:rPr>
-      </w:pPr>
-      <w:proofErr w:type="gramStart"/>
-      <w:r>
-        <w:rPr>
-          <w:rFonts w:cs="Times New Roman"/>
-          <w:sz w:val="28"/>
-          <w:szCs w:val="28"/>
-        </w:rPr>
-        <w:t>import</w:t>
-      </w:r>
-      <w:proofErr w:type="gramEnd"/>
-      <w:r>
-        <w:rPr>
-          <w:rFonts w:cs="Times New Roman"/>
-          <w:sz w:val="28"/>
-          <w:szCs w:val="28"/>
-        </w:rPr>
-        <w:t xml:space="preserve"> </w:t>
-      </w:r>
-      <w:proofErr w:type="spellStart"/>
-      <w:r>
-        <w:rPr>
-          <w:rFonts w:cs="Times New Roman"/>
-          <w:sz w:val="28"/>
-          <w:szCs w:val="28"/>
-        </w:rPr>
-        <w:t>numpy</w:t>
-      </w:r>
-      <w:proofErr w:type="spellEnd"/>
-      <w:r>
-        <w:rPr>
-          <w:rFonts w:cs="Times New Roman"/>
-          <w:sz w:val="28"/>
-          <w:szCs w:val="28"/>
-        </w:rPr>
-        <w:t xml:space="preserve"> as np</w:t>
-      </w:r>
-    </w:p>
-    <w:p>
-      <w:pPr>
-        <w:rPr>
-          <w:rFonts w:cs="Times New Roman"/>
-          <w:sz w:val="28"/>
-          <w:szCs w:val="28"/>
-        </w:rPr>
-      </w:pPr>
-      <w:r>
-        <w:rPr>
-          <w:rFonts w:cs="Times New Roman"/>
-          <w:sz w:val="28"/>
-          <w:szCs w:val="28"/>
-        </w:rPr>
-        <w:t xml:space="preserve">from </w:t>
-      </w:r>
-      <w:proofErr w:type="spellStart"/>
-      <w:proofErr w:type="gramStart"/>
-      <w:r>
-        <w:rPr>
-          <w:rFonts w:cs="Times New Roman"/>
-          <w:sz w:val="28"/>
-          <w:szCs w:val="28"/>
-        </w:rPr>
-        <w:t>sklearn.model</w:t>
-      </w:r>
-      <w:proofErr w:type="gramEnd"/>
-      <w:r>
-        <w:rPr>
-          <w:rFonts w:cs="Times New Roman"/>
-          <w:sz w:val="28"/>
-          <w:szCs w:val="28"/>
-        </w:rPr>
-        <w:t>_selection</w:t>
-      </w:r>
-      <w:proofErr w:type="spellEnd"/>
-      <w:r>
-        <w:rPr>
-          <w:rFonts w:cs="Times New Roman"/>
-          <w:sz w:val="28"/>
-          <w:szCs w:val="28"/>
-        </w:rPr>
-        <w:t xml:space="preserve"> import </w:t>
-      </w:r>
-      <w:proofErr w:type="spellStart"/>
-      <w:r>
-        <w:rPr>
-          <w:rFonts w:cs="Times New Roman"/>
-          <w:sz w:val="28"/>
-          <w:szCs w:val="28"/>
-        </w:rPr>
-        <w:t>train_test_split</w:t>
-      </w:r>
-      <w:proofErr w:type="spellEnd"/>
-    </w:p>
-    <w:p>
-      <w:pPr>
-        <w:rPr>
-          <w:rFonts w:cs="Times New Roman"/>
-          <w:sz w:val="28"/>
-          <w:szCs w:val="28"/>
-        </w:rPr>
-      </w:pPr>
-      <w:r>
-        <w:rPr>
-          <w:rFonts w:cs="Times New Roman"/>
-          <w:sz w:val="28"/>
-          <w:szCs w:val="28"/>
-        </w:rPr>
-        <w:t xml:space="preserve">from </w:t>
-      </w:r>
-      <w:proofErr w:type="spellStart"/>
-      <w:proofErr w:type="gramStart"/>
-      <w:r>
-        <w:rPr>
-          <w:rFonts w:cs="Times New Roman"/>
-          <w:sz w:val="28"/>
-          <w:szCs w:val="28"/>
-        </w:rPr>
-        <w:t>sklearn.linear</w:t>
-      </w:r>
-      <w:proofErr w:type="gramEnd"/>
-      <w:r>
-        <w:rPr>
-          <w:rFonts w:cs="Times New Roman"/>
-          <w:sz w:val="28"/>
-          <w:szCs w:val="28"/>
-        </w:rPr>
-        <w:t>_model</w:t>
-      </w:r>
-      <w:proofErr w:type="spellEnd"/>
-      <w:r>
-        <w:rPr>
-          <w:rFonts w:cs="Times New Roman"/>
-          <w:sz w:val="28"/>
-          <w:szCs w:val="28"/>
-        </w:rPr>
-        <w:t xml:space="preserve"> import </w:t>
-      </w:r>
-      <w:proofErr w:type="spellStart"/>
-      <w:r>
-        <w:rPr>
-          <w:rFonts w:cs="Times New Roman"/>
-          <w:sz w:val="28"/>
-          <w:szCs w:val="28"/>
-        </w:rPr>
-        <w:t>LinearRegression</w:t>
-      </w:r>
-      <w:proofErr w:type="spellEnd"/>
-    </w:p>
-    <w:p>
-      <w:pPr>
-        <w:rPr>
-          <w:rFonts w:cs="Times New Roman"/>
-          <w:sz w:val="28"/>
-          <w:szCs w:val="28"/>
-        </w:rPr>
-      </w:pPr>
-    </w:p>
-    <w:p>
-      <w:pPr>
-        <w:rPr>
-          <w:rFonts w:cs="Times New Roman"/>
-          <w:sz w:val="28"/>
-          <w:szCs w:val="28"/>
-        </w:rPr>
-      </w:pPr>
-      <w:r>
-        <w:rPr>
-          <w:rFonts w:cs="Times New Roman"/>
-          <w:sz w:val="28"/>
-          <w:szCs w:val="28"/>
-        </w:rPr>
-        <w:t># Step 1: Create dataset</w:t>
-      </w:r>
-    </w:p>
-    <w:p>
-      <w:pPr>
-        <w:rPr>
-          <w:rFonts w:cs="Times New Roman"/>
-          <w:sz w:val="28"/>
-          <w:szCs w:val="28"/>
-        </w:rPr>
-      </w:pPr>
-      <w:r>
-        <w:rPr>
-          <w:rFonts w:cs="Times New Roman"/>
-          <w:sz w:val="28"/>
-          <w:szCs w:val="28"/>
-        </w:rPr>
-        <w:t xml:space="preserve">X = </w:t>
-      </w:r>
-      <w:proofErr w:type="spellStart"/>
-      <w:proofErr w:type="gramStart"/>
-      <w:r>
-        <w:rPr>
-          <w:rFonts w:cs="Times New Roman"/>
-          <w:sz w:val="28"/>
-          <w:szCs w:val="28"/>
-        </w:rPr>
-        <w:t>np.array</w:t>
-      </w:r>
-      <w:proofErr w:type="spellEnd"/>
-      <w:proofErr w:type="gramEnd"/>
-      <w:r>
-        <w:rPr>
-          <w:rFonts w:cs="Times New Roman"/>
-          <w:sz w:val="28"/>
-          <w:szCs w:val="28"/>
-        </w:rPr>
-        <w:t>([800, 1000, 1200, 1500, 1800]</w:t>
-      </w:r>
-      <w:proofErr w:type="gramStart"/>
-      <w:r>
-        <w:rPr>
-          <w:rFonts w:cs="Times New Roman"/>
-          <w:sz w:val="28"/>
-          <w:szCs w:val="28"/>
-        </w:rPr>
-        <w:t>).reshape</w:t>
-      </w:r>
-      <w:proofErr w:type="gramEnd"/>
-      <w:r>
-        <w:rPr>
-          <w:rFonts w:cs="Times New Roman"/>
-          <w:sz w:val="28"/>
-          <w:szCs w:val="28"/>
-        </w:rPr>
-        <w:t>(-1, 1)</w:t>
-      </w:r>
-    </w:p>
-    <w:p>
-      <w:pPr>
-        <w:rPr>
-          <w:rFonts w:cs="Times New Roman"/>
-          <w:sz w:val="28"/>
-          <w:szCs w:val="28"/>
-        </w:rPr>
-      </w:pPr>
-      <w:r>
-        <w:rPr>
-          <w:rFonts w:cs="Times New Roman"/>
-          <w:sz w:val="28"/>
-          <w:szCs w:val="28"/>
-        </w:rPr>
-        <w:t xml:space="preserve">y = </w:t>
-      </w:r>
-      <w:proofErr w:type="spellStart"/>
-      <w:proofErr w:type="gramStart"/>
-      <w:r>
-        <w:rPr>
-          <w:rFonts w:cs="Times New Roman"/>
-          <w:sz w:val="28"/>
-          <w:szCs w:val="28"/>
-        </w:rPr>
-        <w:t>np.array</w:t>
-      </w:r>
-      <w:proofErr w:type="spellEnd"/>
-      <w:proofErr w:type="gramEnd"/>
-      <w:r>
-        <w:rPr>
-          <w:rFonts w:cs="Times New Roman"/>
-          <w:sz w:val="28"/>
-          <w:szCs w:val="28"/>
-        </w:rPr>
-        <w:t>([120, 150, 180, 210, 250])</w:t>
-      </w:r>
-    </w:p>
-    <w:p>
-      <w:pPr>
-        <w:rPr>
-          <w:rFonts w:cs="Times New Roman"/>
-          <w:sz w:val="28"/>
-          <w:szCs w:val="28"/>
-        </w:rPr>
-      </w:pPr>
-    </w:p>
-    <w:p>
-      <w:pPr>
-        <w:rPr>
-          <w:rFonts w:cs="Times New Roman"/>
-          <w:sz w:val="28"/>
-          <w:szCs w:val="28"/>
-        </w:rPr>
-      </w:pPr>
-      <w:r>
-        <w:rPr>
-          <w:rFonts w:cs="Times New Roman"/>
-          <w:sz w:val="28"/>
-          <w:szCs w:val="28"/>
-        </w:rPr>
-        <w:t># Step 2: Split data into training and testing sets</w:t>
-      </w:r>
-    </w:p>
-    <w:p>
-      <w:pPr>
-        <w:rPr>
-          <w:rFonts w:cs="Times New Roman"/>
-          <w:sz w:val="28"/>
-          <w:szCs w:val="28"/>
-        </w:rPr>
-      </w:pPr>
-      <w:proofErr w:type="spellStart"/>
-      <w:r>
-        <w:rPr>
-          <w:rFonts w:cs="Times New Roman"/>
-          <w:sz w:val="28"/>
-          <w:szCs w:val="28"/>
-        </w:rPr>
-        <w:t>X_train</w:t>
-      </w:r>
-      <w:proofErr w:type="spellEnd"/>
-      <w:r>
-        <w:rPr>
-          <w:rFonts w:cs="Times New Roman"/>
-          <w:sz w:val="28"/>
-          <w:szCs w:val="28"/>
-        </w:rPr>
-        <w:t xml:space="preserve">, </w:t>
-      </w:r>
-      <w:proofErr w:type="spellStart"/>
-      <w:r>
-        <w:rPr>
-          <w:rFonts w:cs="Times New Roman"/>
-          <w:sz w:val="28"/>
-          <w:szCs w:val="28"/>
-        </w:rPr>
-        <w:t>X_test</w:t>
-      </w:r>
-      <w:proofErr w:type="spellEnd"/>
-      <w:r>
-        <w:rPr>
-          <w:rFonts w:cs="Times New Roman"/>
-          <w:sz w:val="28"/>
-          <w:szCs w:val="28"/>
-        </w:rPr>
-        <w:t xml:space="preserve">, </w:t>
-      </w:r>
-      <w:proofErr w:type="spellStart"/>
-      <w:r>
-        <w:rPr>
-          <w:rFonts w:cs="Times New Roman"/>
-          <w:sz w:val="28"/>
-          <w:szCs w:val="28"/>
-        </w:rPr>
-        <w:t>y_train</w:t>
-      </w:r>
-      <w:proofErr w:type="spellEnd"/>
-      <w:r>
-        <w:rPr>
-          <w:rFonts w:cs="Times New Roman"/>
-          <w:sz w:val="28"/>
-          <w:szCs w:val="28"/>
-        </w:rPr>
-        <w:t xml:space="preserve">, </w:t>
-      </w:r>
-      <w:proofErr w:type="spellStart"/>
-      <w:r>
-        <w:rPr>
-          <w:rFonts w:cs="Times New Roman"/>
-          <w:sz w:val="28"/>
-          <w:szCs w:val="28"/>
-        </w:rPr>
-        <w:t>y_test</w:t>
-      </w:r>
-      <w:proofErr w:type="spellEnd"/>
-      <w:r>
-        <w:rPr>
-          <w:rFonts w:cs="Times New Roman"/>
-          <w:sz w:val="28"/>
-          <w:szCs w:val="28"/>
-        </w:rPr>
-        <w:t xml:space="preserve"> = </w:t>
-      </w:r>
-      <w:proofErr w:type="spellStart"/>
-      <w:r>
-        <w:rPr>
-          <w:rFonts w:cs="Times New Roman"/>
-          <w:sz w:val="28"/>
-          <w:szCs w:val="28"/>
-        </w:rPr>
-        <w:t>train_test_</w:t>
-      </w:r>
-      <w:proofErr w:type="gramStart"/>
-      <w:r>
-        <w:rPr>
-          <w:rFonts w:cs="Times New Roman"/>
-          <w:sz w:val="28"/>
-          <w:szCs w:val="28"/>
-        </w:rPr>
-        <w:t>split</w:t>
-      </w:r>
-      <w:proofErr w:type="spellEnd"/>
-      <w:r>
-        <w:rPr>
-          <w:rFonts w:cs="Times New Roman"/>
-          <w:sz w:val="28"/>
-          <w:szCs w:val="28"/>
-        </w:rPr>
-        <w:t>(</w:t>
-      </w:r>
-      <w:proofErr w:type="gramEnd"/>
-      <w:r>
-        <w:rPr>
-          <w:rFonts w:cs="Times New Roman"/>
-          <w:sz w:val="28"/>
-          <w:szCs w:val="28"/>
-        </w:rPr>
-        <w:t xml:space="preserve">X, y, </w:t>
-      </w:r>
-      <w:proofErr w:type="spellStart"/>
-      <w:r>
-        <w:rPr>
-          <w:rFonts w:cs="Times New Roman"/>
-          <w:sz w:val="28"/>
-          <w:szCs w:val="28"/>
-        </w:rPr>
-        <w:t>test_size</w:t>
-      </w:r>
-      <w:proofErr w:type="spellEnd"/>
-      <w:r>
-        <w:rPr>
-          <w:rFonts w:cs="Times New Roman"/>
-          <w:sz w:val="28"/>
-          <w:szCs w:val="28"/>
-        </w:rPr>
-        <w:t xml:space="preserve">=0.2, </w:t>
-      </w:r>
-      <w:proofErr w:type="spellStart"/>
-      <w:r>
-        <w:rPr>
-          <w:rFonts w:cs="Times New Roman"/>
-          <w:sz w:val="28"/>
-          <w:szCs w:val="28"/>
-        </w:rPr>
-        <w:t>random_state</w:t>
-      </w:r>
-      <w:proofErr w:type="spellEnd"/>
-      <w:r>
-        <w:rPr>
-          <w:rFonts w:cs="Times New Roman"/>
-          <w:sz w:val="28"/>
-          <w:szCs w:val="28"/>
-        </w:rPr>
-        <w:t>=42)</w:t>
-      </w:r>
-    </w:p>
-    <w:p>
-      <w:pPr>
-        <w:rPr>
-          <w:rFonts w:cs="Times New Roman"/>
-          <w:sz w:val="28"/>
-          <w:szCs w:val="28"/>
-        </w:rPr>
-      </w:pPr>
-    </w:p>
-    <w:p>
-      <w:pPr>
-        <w:rPr>
-          <w:rFonts w:cs="Times New Roman"/>
-          <w:sz w:val="28"/>
-          <w:szCs w:val="28"/>
-        </w:rPr>
-      </w:pPr>
-      <w:r>
-        <w:rPr>
-          <w:rFonts w:cs="Times New Roman"/>
-          <w:sz w:val="28"/>
-          <w:szCs w:val="28"/>
-        </w:rPr>
-        <w:t># Step 3: Create Linear Regression model</w:t>
-      </w:r>
-    </w:p>
-    <w:p>
-      <w:pPr>
-        <w:rPr>
-          <w:rFonts w:cs="Times New Roman"/>
-          <w:sz w:val="28"/>
-          <w:szCs w:val="28"/>
-        </w:rPr>
-      </w:pPr>
-      <w:r>
-        <w:rPr>
-          <w:rFonts w:cs="Times New Roman"/>
-          <w:sz w:val="28"/>
-          <w:szCs w:val="28"/>
-        </w:rPr>
-        <w:t xml:space="preserve">model = </w:t>
-      </w:r>
-      <w:proofErr w:type="spellStart"/>
-      <w:proofErr w:type="gramStart"/>
-      <w:r>
-        <w:rPr>
-          <w:rFonts w:cs="Times New Roman"/>
-          <w:sz w:val="28"/>
-          <w:szCs w:val="28"/>
-        </w:rPr>
-        <w:t>LinearRegression</w:t>
-      </w:r>
-      <w:proofErr w:type="spellEnd"/>
-      <w:r>
-        <w:rPr>
-          <w:rFonts w:cs="Times New Roman"/>
-          <w:sz w:val="28"/>
-          <w:szCs w:val="28"/>
-        </w:rPr>
-        <w:t>(</w:t>
-      </w:r>
-      <w:proofErr w:type="gramEnd"/>
-      <w:r>
-        <w:rPr>
-          <w:rFonts w:cs="Times New Roman"/>
-          <w:sz w:val="28"/>
-          <w:szCs w:val="28"/>
-        </w:rPr>
-        <w:t>)</w:t>
-      </w:r>
-    </w:p>
-    <w:p>
-      <w:pPr>
-        <w:rPr>
-          <w:rFonts w:cs="Times New Roman"/>
-          <w:sz w:val="28"/>
-          <w:szCs w:val="28"/>
-        </w:rPr>
-      </w:pPr>
-    </w:p>
-    <w:p>
-      <w:pPr>
-        <w:rPr>
-          <w:rFonts w:cs="Times New Roman"/>
-          <w:sz w:val="28"/>
-          <w:szCs w:val="28"/>
-        </w:rPr>
-      </w:pPr>
-      <w:r>
-        <w:rPr>
-          <w:rFonts w:cs="Times New Roman"/>
-          <w:sz w:val="28"/>
-          <w:szCs w:val="28"/>
-        </w:rPr>
-        <w:t># Step 4: Train the model</w:t>
-      </w:r>
-    </w:p>
-    <w:p>
-      <w:pPr>
-        <w:rPr>
-          <w:rFonts w:cs="Times New Roman"/>
-          <w:sz w:val="28"/>
-          <w:szCs w:val="28"/>
-        </w:rPr>
-      </w:pPr>
-      <w:proofErr w:type="spellStart"/>
-      <w:proofErr w:type="gramStart"/>
-      <w:r>
-        <w:rPr>
-          <w:rFonts w:cs="Times New Roman"/>
-          <w:sz w:val="28"/>
-          <w:szCs w:val="28"/>
-        </w:rPr>
-        <w:t>model.fit</w:t>
-      </w:r>
-      <w:proofErr w:type="spellEnd"/>
-      <w:r>
-        <w:rPr>
-          <w:rFonts w:cs="Times New Roman"/>
-          <w:sz w:val="28"/>
-          <w:szCs w:val="28"/>
-        </w:rPr>
-        <w:t>(</w:t>
-      </w:r>
-      <w:proofErr w:type="spellStart"/>
-      <w:proofErr w:type="gramEnd"/>
-      <w:r>
-        <w:rPr>
-          <w:rFonts w:cs="Times New Roman"/>
-          <w:sz w:val="28"/>
-          <w:szCs w:val="28"/>
-        </w:rPr>
-        <w:t>X_train</w:t>
-      </w:r>
-      <w:proofErr w:type="spellEnd"/>
-      <w:r>
-        <w:rPr>
-          <w:rFonts w:cs="Times New Roman"/>
-          <w:sz w:val="28"/>
-          <w:szCs w:val="28"/>
-        </w:rPr>
-        <w:t xml:space="preserve">, </w:t>
-      </w:r>
-      <w:proofErr w:type="spellStart"/>
-      <w:r>
-        <w:rPr>
-          <w:rFonts w:cs="Times New Roman"/>
-          <w:sz w:val="28"/>
-          <w:szCs w:val="28"/>
-        </w:rPr>
-        <w:t>y_train</w:t>
-      </w:r>
-      <w:proofErr w:type="spellEnd"/>
-      <w:r>
-        <w:rPr>
-          <w:rFonts w:cs="Times New Roman"/>
-          <w:sz w:val="28"/>
-          <w:szCs w:val="28"/>
-        </w:rPr>
-        <w:t>)</w:t>
-      </w:r>
-    </w:p>
-    <w:p>
-      <w:pPr>
-        <w:rPr>
-          <w:rFonts w:cs="Times New Roman"/>
-          <w:sz w:val="28"/>
-          <w:szCs w:val="28"/>
-        </w:rPr>
-      </w:pPr>
-    </w:p>
-    <w:p>
-      <w:pPr>
-        <w:rPr>
-          <w:rFonts w:cs="Times New Roman"/>
-          <w:sz w:val="28"/>
-          <w:szCs w:val="28"/>
-        </w:rPr>
-      </w:pPr>
-      <w:r>
-        <w:rPr>
-          <w:rFonts w:cs="Times New Roman"/>
-          <w:sz w:val="28"/>
-          <w:szCs w:val="28"/>
-        </w:rPr>
-        <w:t># Step 5: Predict on test data</w:t>
-      </w:r>
-    </w:p>
-    <w:p>
-      <w:pPr>
-        <w:rPr>
-          <w:rFonts w:cs="Times New Roman"/>
-          <w:sz w:val="28"/>
-          <w:szCs w:val="28"/>
-        </w:rPr>
-      </w:pPr>
-      <w:proofErr w:type="spellStart"/>
-      <w:r>
-        <w:rPr>
-          <w:rFonts w:cs="Times New Roman"/>
-          <w:sz w:val="28"/>
-          <w:szCs w:val="28"/>
-        </w:rPr>
-        <w:t>y_pred</w:t>
-      </w:r>
-      <w:proofErr w:type="spellEnd"/>
-      <w:r>
-        <w:rPr>
-          <w:rFonts w:cs="Times New Roman"/>
-          <w:sz w:val="28"/>
-          <w:szCs w:val="28"/>
-        </w:rPr>
-        <w:t xml:space="preserve"> = </w:t>
-      </w:r>
-      <w:proofErr w:type="spellStart"/>
-      <w:proofErr w:type="gramStart"/>
-      <w:r>
-        <w:rPr>
-          <w:rFonts w:cs="Times New Roman"/>
-          <w:sz w:val="28"/>
-          <w:szCs w:val="28"/>
-        </w:rPr>
-        <w:t>model.predict</w:t>
-      </w:r>
-      <w:proofErr w:type="spellEnd"/>
-      <w:proofErr w:type="gramEnd"/>
-      <w:r>
-        <w:rPr>
-          <w:rFonts w:cs="Times New Roman"/>
-          <w:sz w:val="28"/>
-          <w:szCs w:val="28"/>
-        </w:rPr>
-        <w:t>(</w:t>
-      </w:r>
-      <w:proofErr w:type="spellStart"/>
-      <w:r>
-        <w:rPr>
-          <w:rFonts w:cs="Times New Roman"/>
-          <w:sz w:val="28"/>
-          <w:szCs w:val="28"/>
-        </w:rPr>
-        <w:t>X_test</w:t>
-      </w:r>
-      <w:proofErr w:type="spellEnd"/>
-      <w:r>
-        <w:rPr>
-          <w:rFonts w:cs="Times New Roman"/>
-          <w:sz w:val="28"/>
-          <w:szCs w:val="28"/>
-        </w:rPr>
-        <w:t>)</w:t>
-      </w:r>
-    </w:p>
-    <w:p>
-      <w:pPr>
-        <w:rPr>
-          <w:rFonts w:cs="Times New Roman"/>
-          <w:sz w:val="28"/>
-          <w:szCs w:val="28"/>
-        </w:rPr>
-      </w:pPr>
-      <w:r>
-        <w:rPr>
-          <w:rFonts w:cs="Times New Roman"/>
-          <w:sz w:val="28"/>
-          <w:szCs w:val="28"/>
-        </w:rPr>
-        <w:t xml:space="preserve">y_pred1 = </w:t>
-      </w:r>
-      <w:proofErr w:type="spellStart"/>
-      <w:proofErr w:type="gramStart"/>
-      <w:r>
-        <w:rPr>
-          <w:rFonts w:cs="Times New Roman"/>
-          <w:sz w:val="28"/>
-          <w:szCs w:val="28"/>
-        </w:rPr>
-        <w:t>model.predict</w:t>
-      </w:r>
-      <w:proofErr w:type="spellEnd"/>
-      <w:proofErr w:type="gramEnd"/>
-      <w:r>
-        <w:rPr>
-          <w:rFonts w:cs="Times New Roman"/>
-          <w:sz w:val="28"/>
-          <w:szCs w:val="28"/>
-        </w:rPr>
-        <w:t>([[</w:t>
-      </w:r>
-      <w:proofErr w:type="gramStart"/>
-      <w:r>
-        <w:rPr>
-          <w:rFonts w:cs="Times New Roman"/>
-          <w:sz w:val="28"/>
-          <w:szCs w:val="28"/>
-        </w:rPr>
-        <w:t>300]]</w:t>
-      </w:r>
-      <w:proofErr w:type="gramEnd"/>
-      <w:r>
-        <w:rPr>
-          <w:rFonts w:cs="Times New Roman"/>
-          <w:sz w:val="28"/>
-          <w:szCs w:val="28"/>
-        </w:rPr>
-        <w:t>)</w:t>
-      </w:r>
-    </w:p>
-    <w:p>
-      <w:pPr>
-        <w:rPr>
-          <w:rFonts w:cs="Times New Roman"/>
-          <w:sz w:val="28"/>
-          <w:szCs w:val="28"/>
-        </w:rPr>
-      </w:pPr>
-    </w:p>
-    <w:p>
-      <w:pPr>
-        <w:rPr>
-          <w:rFonts w:cs="Times New Roman"/>
-          <w:sz w:val="28"/>
-          <w:szCs w:val="28"/>
-        </w:rPr>
-      </w:pPr>
-      <w:r>
-        <w:rPr>
-          <w:rFonts w:cs="Times New Roman"/>
-          <w:sz w:val="28"/>
-          <w:szCs w:val="28"/>
-        </w:rPr>
-        <w:t># Step 6: Display results</w:t>
-      </w:r>
-    </w:p>
-    <w:p>
-      <w:pPr>
-        <w:rPr>
-          <w:rFonts w:cs="Times New Roman"/>
-          <w:sz w:val="28"/>
-          <w:szCs w:val="28"/>
-        </w:rPr>
-      </w:pPr>
-      <w:proofErr w:type="gramStart"/>
-      <w:r>
-        <w:rPr>
-          <w:rFonts w:cs="Times New Roman"/>
-          <w:sz w:val="28"/>
-          <w:szCs w:val="28"/>
-        </w:rPr>
-        <w:t>print(</w:t>
-      </w:r>
-      <w:proofErr w:type="gramEnd"/>
-      <w:r>
-        <w:rPr>
-          <w:rFonts w:cs="Times New Roman"/>
-          <w:sz w:val="28"/>
-          <w:szCs w:val="28"/>
-        </w:rPr>
-        <w:t>"Test Data (</w:t>
-      </w:r>
-      <w:proofErr w:type="spellStart"/>
-      <w:r>
-        <w:rPr>
-          <w:rFonts w:cs="Times New Roman"/>
-          <w:sz w:val="28"/>
-          <w:szCs w:val="28"/>
-        </w:rPr>
-        <w:t>X_test</w:t>
-      </w:r>
-      <w:proofErr w:type="spellEnd"/>
-      <w:r>
-        <w:rPr>
-          <w:rFonts w:cs="Times New Roman"/>
-          <w:sz w:val="28"/>
-          <w:szCs w:val="28"/>
-        </w:rPr>
-        <w:t xml:space="preserve">):", </w:t>
-      </w:r>
-      <w:proofErr w:type="spellStart"/>
-      <w:r>
-        <w:rPr>
-          <w:rFonts w:cs="Times New Roman"/>
-          <w:sz w:val="28"/>
-          <w:szCs w:val="28"/>
-        </w:rPr>
-        <w:t>X_test</w:t>
-      </w:r>
-      <w:proofErr w:type="spellEnd"/>
-      <w:r>
-        <w:rPr>
-          <w:rFonts w:cs="Times New Roman"/>
-          <w:sz w:val="28"/>
-          <w:szCs w:val="28"/>
-        </w:rPr>
-        <w:t>)</w:t>
-      </w:r>
-    </w:p>
-    <w:p>
-      <w:pPr>
-        <w:rPr>
-          <w:rFonts w:cs="Times New Roman"/>
-          <w:sz w:val="28"/>
-          <w:szCs w:val="28"/>
-        </w:rPr>
-      </w:pPr>
-      <w:proofErr w:type="gramStart"/>
-      <w:r>
-        <w:rPr>
-          <w:rFonts w:cs="Times New Roman"/>
-          <w:sz w:val="28"/>
-          <w:szCs w:val="28"/>
-        </w:rPr>
-        <w:lastRenderedPageBreak/>
-        <w:t>print(</w:t>
-      </w:r>
-      <w:proofErr w:type="gramEnd"/>
-      <w:r>
-        <w:rPr>
-          <w:rFonts w:cs="Times New Roman"/>
-          <w:sz w:val="28"/>
-          <w:szCs w:val="28"/>
-        </w:rPr>
-        <w:t>"Actual Price (</w:t>
-      </w:r>
-      <w:proofErr w:type="spellStart"/>
-      <w:r>
-        <w:rPr>
-          <w:rFonts w:cs="Times New Roman"/>
-          <w:sz w:val="28"/>
-          <w:szCs w:val="28"/>
-        </w:rPr>
-        <w:t>y_test</w:t>
-      </w:r>
-      <w:proofErr w:type="spellEnd"/>
-      <w:r>
-        <w:rPr>
-          <w:rFonts w:cs="Times New Roman"/>
-          <w:sz w:val="28"/>
-          <w:szCs w:val="28"/>
-        </w:rPr>
-        <w:t xml:space="preserve">):", </w:t>
-      </w:r>
-      <w:proofErr w:type="spellStart"/>
-      <w:r>
-        <w:rPr>
-          <w:rFonts w:cs="Times New Roman"/>
-          <w:sz w:val="28"/>
-          <w:szCs w:val="28"/>
-        </w:rPr>
-        <w:t>y_test</w:t>
-      </w:r>
-      <w:proofErr w:type="spellEnd"/>
-      <w:r>
-        <w:rPr>
-          <w:rFonts w:cs="Times New Roman"/>
-          <w:sz w:val="28"/>
-          <w:szCs w:val="28"/>
-        </w:rPr>
-        <w:t>)</w:t>
-      </w:r>
-    </w:p>
-    <w:p>
-      <w:pPr>
-        <w:rPr>
-          <w:rFonts w:cs="Times New Roman"/>
-          <w:sz w:val="28"/>
-          <w:szCs w:val="28"/>
-        </w:rPr>
-      </w:pPr>
-      <w:proofErr w:type="gramStart"/>
-      <w:r>
-        <w:rPr>
-          <w:rFonts w:cs="Times New Roman"/>
-          <w:sz w:val="28"/>
-          <w:szCs w:val="28"/>
-        </w:rPr>
-        <w:t>print(</w:t>
-      </w:r>
-      <w:proofErr w:type="gramEnd"/>
-      <w:r>
-        <w:rPr>
-          <w:rFonts w:cs="Times New Roman"/>
-          <w:sz w:val="28"/>
-          <w:szCs w:val="28"/>
-        </w:rPr>
-        <w:t>"Predicted Price (</w:t>
-      </w:r>
-      <w:proofErr w:type="spellStart"/>
-      <w:r>
-        <w:rPr>
-          <w:rFonts w:cs="Times New Roman"/>
-          <w:sz w:val="28"/>
-          <w:szCs w:val="28"/>
-        </w:rPr>
-        <w:t>y_pred</w:t>
-      </w:r>
-      <w:proofErr w:type="spellEnd"/>
-      <w:r>
-        <w:rPr>
-          <w:rFonts w:cs="Times New Roman"/>
-          <w:sz w:val="28"/>
-          <w:szCs w:val="28"/>
-        </w:rPr>
-        <w:t xml:space="preserve">):", </w:t>
-      </w:r>
-      <w:proofErr w:type="spellStart"/>
-      <w:r>
-        <w:rPr>
-          <w:rFonts w:cs="Times New Roman"/>
-          <w:sz w:val="28"/>
-          <w:szCs w:val="28"/>
-        </w:rPr>
-        <w:t>y_pred</w:t>
-      </w:r>
-      <w:proofErr w:type="spellEnd"/>
-      <w:r>
-        <w:rPr>
-          <w:rFonts w:cs="Times New Roman"/>
-          <w:sz w:val="28"/>
-          <w:szCs w:val="28"/>
-        </w:rPr>
-        <w:t>)</w:t>
-      </w:r>
-    </w:p>
-    <w:p>
-      <w:pPr>
-        <w:rPr>
-          <w:rFonts w:cs="Times New Roman"/>
-          <w:sz w:val="28"/>
-          <w:szCs w:val="28"/>
-        </w:rPr>
-      </w:pPr>
-    </w:p>
-    <w:p>
-      <w:pPr>
-        <w:rPr>
-          <w:rFonts w:cs="Times New Roman"/>
-          <w:sz w:val="28"/>
-          <w:szCs w:val="28"/>
-        </w:rPr>
-      </w:pPr>
-      <w:r>
-        <w:rPr>
-          <w:rFonts w:cs="Times New Roman"/>
-          <w:sz w:val="28"/>
-          <w:szCs w:val="28"/>
-        </w:rPr>
-        <w:t># Step 7: Display model parameters</w:t>
-      </w:r>
-    </w:p>
-    <w:p>
-      <w:pPr>
-        <w:rPr>
-          <w:rFonts w:cs="Times New Roman"/>
-          <w:sz w:val="28"/>
-          <w:szCs w:val="28"/>
-        </w:rPr>
-      </w:pPr>
-      <w:proofErr w:type="gramStart"/>
-      <w:r>
-        <w:rPr>
-          <w:rFonts w:cs="Times New Roman"/>
-          <w:sz w:val="28"/>
-          <w:szCs w:val="28"/>
-        </w:rPr>
-        <w:t>print(</w:t>
-      </w:r>
-      <w:proofErr w:type="gramEnd"/>
-      <w:r>
-        <w:rPr>
-          <w:rFonts w:cs="Times New Roman"/>
-          <w:sz w:val="28"/>
-          <w:szCs w:val="28"/>
-        </w:rPr>
-        <w:t xml:space="preserve">"Slope (Coefficient):", </w:t>
-      </w:r>
-      <w:proofErr w:type="spellStart"/>
-      <w:proofErr w:type="gramStart"/>
-      <w:r>
-        <w:rPr>
-          <w:rFonts w:cs="Times New Roman"/>
-          <w:sz w:val="28"/>
-          <w:szCs w:val="28"/>
-        </w:rPr>
-        <w:t>model.coef</w:t>
-      </w:r>
-      <w:proofErr w:type="spellEnd"/>
-      <w:proofErr w:type="gramEnd"/>
-      <w:r>
-        <w:rPr>
-          <w:rFonts w:cs="Times New Roman"/>
-          <w:sz w:val="28"/>
-          <w:szCs w:val="28"/>
-        </w:rPr>
-        <w:t>_)</w:t>
-      </w:r>
-    </w:p>
-    <w:p>
-      <w:pPr>
-        <w:rPr>
-          <w:rFonts w:cs="Times New Roman"/>
-          <w:sz w:val="28"/>
-          <w:szCs w:val="28"/>
-        </w:rPr>
-      </w:pPr>
-      <w:proofErr w:type="gramStart"/>
-      <w:r>
-        <w:rPr>
-          <w:rFonts w:cs="Times New Roman"/>
-          <w:sz w:val="28"/>
-          <w:szCs w:val="28"/>
-        </w:rPr>
-        <w:t>print(</w:t>
-      </w:r>
-      <w:proofErr w:type="gramEnd"/>
-      <w:r>
-        <w:rPr>
-          <w:rFonts w:cs="Times New Roman"/>
-          <w:sz w:val="28"/>
-          <w:szCs w:val="28"/>
-        </w:rPr>
-        <w:t xml:space="preserve">"Intercept:", </w:t>
-      </w:r>
-      <w:proofErr w:type="spellStart"/>
-      <w:proofErr w:type="gramStart"/>
-      <w:r>
-        <w:rPr>
-          <w:rFonts w:cs="Times New Roman"/>
-          <w:sz w:val="28"/>
-          <w:szCs w:val="28"/>
-        </w:rPr>
-        <w:t>model.intercept</w:t>
-      </w:r>
-      <w:proofErr w:type="spellEnd"/>
-      <w:proofErr w:type="gramEnd"/>
-      <w:r>
-        <w:rPr>
-          <w:rFonts w:cs="Times New Roman"/>
-          <w:sz w:val="28"/>
-          <w:szCs w:val="28"/>
-        </w:rPr>
-        <w:t>_)</w:t>
-      </w:r>
-    </w:p>
-    <w:p>
-      <w:pPr>
-        <w:rPr>
-          <w:rFonts w:cs="Times New Roman"/>
-          <w:sz w:val="28"/>
-          <w:szCs w:val="28"/>
-        </w:rPr>
-      </w:pPr>
-      <w:proofErr w:type="gramStart"/>
-      <w:r>
-        <w:rPr>
-          <w:rFonts w:cs="Times New Roman"/>
-          <w:sz w:val="28"/>
-          <w:szCs w:val="28"/>
-        </w:rPr>
-        <w:t>print(</w:t>
-      </w:r>
-      <w:proofErr w:type="gramEnd"/>
-      <w:r>
-        <w:rPr>
-          <w:rFonts w:cs="Times New Roman"/>
-          <w:sz w:val="28"/>
-          <w:szCs w:val="28"/>
-        </w:rPr>
-        <w:t xml:space="preserve">"Price value for area 300 </w:t>
-      </w:r>
-      <w:proofErr w:type="spellStart"/>
-      <w:r>
-        <w:rPr>
-          <w:rFonts w:cs="Times New Roman"/>
-          <w:sz w:val="28"/>
-          <w:szCs w:val="28"/>
-        </w:rPr>
-        <w:t>sqft</w:t>
-      </w:r>
-      <w:proofErr w:type="spellEnd"/>
-      <w:r>
-        <w:rPr>
-          <w:rFonts w:cs="Times New Roman"/>
-          <w:sz w:val="28"/>
-          <w:szCs w:val="28"/>
-        </w:rPr>
-        <w:t>:", y_pred1)</w:t>
-      </w:r>
-    </w:p>
-    <w:p>
-      <w:pPr>
-        <w:rPr>
-          <w:rFonts w:ascii="Times New Roman" w:hAnsi="Times New Roman" w:cs="Times New Roman"/>
-          <w:sz w:val="28"/>
-          <w:szCs w:val="28"/>
-        </w:rPr>
-      </w:pPr>
-      <w:r>
-        <w:rPr>
-          <w:rFonts w:ascii="Times New Roman" w:hAnsi="Times New Roman" w:cs="Times New Roman"/>
-          <w:sz w:val="28"/>
-          <w:szCs w:val="28"/>
-        </w:rPr>
-        <w:tab/>
+          <w:sz w:val="28"/>
+          <w:szCs w:val="28"/>
+          <w:u w:val="single"/>
+        </w:rPr>
+        <w:t>OUTPUT:</w:t>
       </w:r>
     </w:p>
     <w:p>
@@ -18701,29 +18358,7 @@
           <w:rFonts w:ascii="Times New Roman" w:hAnsi="Times New Roman" w:cs="Times New Roman"/>
           <w:b/>
           <w:bCs/>
-          <w:sz w:val="28"/>
-          <w:szCs w:val="28"/>
-          <w:u w:val="single"/>
-        </w:rPr>
-        <w:t>OUTPUT:</w:t>
-      </w:r>
-    </w:p>
-    <w:p>
-      <w:pPr>
-        <w:rPr>
-          <w:rFonts w:ascii="Times New Roman" w:hAnsi="Times New Roman" w:cs="Times New Roman"/>
-          <w:b/>
-          <w:bCs/>
-          <w:sz w:val="28"/>
-          <w:szCs w:val="28"/>
-          <w:u w:val="single"/>
-        </w:rPr>
-      </w:pPr>
-      <w:r>
-        <w:rPr>
-          <w:rFonts w:ascii="Times New Roman" w:hAnsi="Times New Roman" w:cs="Times New Roman"/>
-          <w:b/>
-          <w:bCs/>
+          <w:noProof/>
           <w:sz w:val="28"/>
           <w:szCs w:val="28"/>
           <w:u w:val="single"/>
@@ -18787,558 +18422,552 @@
           <w:szCs w:val="36"/>
         </w:rPr>
         <w:lastRenderedPageBreak/>
-        <w:t>Program 1</w:t>
-      </w:r>
-      <w:r>
-        <w:rPr>
-          <w:rFonts w:ascii="Times New Roman" w:hAnsi="Times New Roman" w:cs="Times New Roman"/>
+        <w:t>Program 17:</w:t>
+      </w:r>
+      <w:r>
+        <w:rPr>
+          <w:rFonts w:cs="Times New Roman"/>
+        </w:rPr>
+        <w:t xml:space="preserve"> </w:t>
+      </w:r>
+      <w:r>
+        <w:rPr>
+          <w:rFonts w:cs="Times New Roman"/>
           <w:b/>
           <w:bCs/>
           <w:sz w:val="36"/>
           <w:szCs w:val="36"/>
         </w:rPr>
-        <w:t>7</w:t>
-      </w:r>
-      <w:r>
+        <w:t>This program is used to draw the best-fit regression line for a given dataset using linear regression.</w:t>
+      </w:r>
+    </w:p>
+    <w:p>
+      <w:pPr>
+        <w:rPr>
+          <w:rFonts w:cs="Times New Roman"/>
+          <w:sz w:val="28"/>
+          <w:szCs w:val="28"/>
+        </w:rPr>
+      </w:pPr>
+    </w:p>
+    <w:p>
+      <w:pPr>
+        <w:rPr>
+          <w:rFonts w:cs="Times New Roman"/>
+          <w:sz w:val="28"/>
+          <w:szCs w:val="28"/>
+        </w:rPr>
+      </w:pPr>
+      <w:r>
+        <w:rPr>
+          <w:rFonts w:cs="Times New Roman"/>
+          <w:sz w:val="28"/>
+          <w:szCs w:val="28"/>
+        </w:rPr>
+        <w:t xml:space="preserve">import </w:t>
+      </w:r>
+      <w:proofErr w:type="spellStart"/>
+      <w:r>
+        <w:rPr>
+          <w:rFonts w:cs="Times New Roman"/>
+          <w:sz w:val="28"/>
+          <w:szCs w:val="28"/>
+        </w:rPr>
+        <w:t>numpy</w:t>
+      </w:r>
+      <w:proofErr w:type="spellEnd"/>
+      <w:r>
+        <w:rPr>
+          <w:rFonts w:cs="Times New Roman"/>
+          <w:sz w:val="28"/>
+          <w:szCs w:val="28"/>
+        </w:rPr>
+        <w:t xml:space="preserve"> as np</w:t>
+      </w:r>
+    </w:p>
+    <w:p>
+      <w:pPr>
+        <w:rPr>
+          <w:rFonts w:cs="Times New Roman"/>
+          <w:sz w:val="28"/>
+          <w:szCs w:val="28"/>
+        </w:rPr>
+      </w:pPr>
+      <w:r>
+        <w:rPr>
+          <w:rFonts w:cs="Times New Roman"/>
+          <w:sz w:val="28"/>
+          <w:szCs w:val="28"/>
+        </w:rPr>
+        <w:t xml:space="preserve">import </w:t>
+      </w:r>
+      <w:proofErr w:type="spellStart"/>
+      <w:proofErr w:type="gramStart"/>
+      <w:r>
+        <w:rPr>
+          <w:rFonts w:cs="Times New Roman"/>
+          <w:sz w:val="28"/>
+          <w:szCs w:val="28"/>
+        </w:rPr>
+        <w:t>matplotlib.pyplot</w:t>
+      </w:r>
+      <w:proofErr w:type="spellEnd"/>
+      <w:proofErr w:type="gramEnd"/>
+      <w:r>
+        <w:rPr>
+          <w:rFonts w:cs="Times New Roman"/>
+          <w:sz w:val="28"/>
+          <w:szCs w:val="28"/>
+        </w:rPr>
+        <w:t xml:space="preserve"> as </w:t>
+      </w:r>
+      <w:proofErr w:type="spellStart"/>
+      <w:r>
+        <w:rPr>
+          <w:rFonts w:cs="Times New Roman"/>
+          <w:sz w:val="28"/>
+          <w:szCs w:val="28"/>
+        </w:rPr>
+        <w:t>plt</w:t>
+      </w:r>
+      <w:proofErr w:type="spellEnd"/>
+    </w:p>
+    <w:p>
+      <w:pPr>
+        <w:rPr>
+          <w:rFonts w:cs="Times New Roman"/>
+          <w:sz w:val="28"/>
+          <w:szCs w:val="28"/>
+        </w:rPr>
+      </w:pPr>
+      <w:r>
+        <w:rPr>
+          <w:rFonts w:cs="Times New Roman"/>
+          <w:sz w:val="28"/>
+          <w:szCs w:val="28"/>
+        </w:rPr>
+        <w:t xml:space="preserve">from </w:t>
+      </w:r>
+      <w:proofErr w:type="spellStart"/>
+      <w:r>
+        <w:rPr>
+          <w:rFonts w:cs="Times New Roman"/>
+          <w:sz w:val="28"/>
+          <w:szCs w:val="28"/>
+        </w:rPr>
+        <w:t>scipy</w:t>
+      </w:r>
+      <w:proofErr w:type="spellEnd"/>
+      <w:r>
+        <w:rPr>
+          <w:rFonts w:cs="Times New Roman"/>
+          <w:sz w:val="28"/>
+          <w:szCs w:val="28"/>
+        </w:rPr>
+        <w:t xml:space="preserve"> import stats</w:t>
+      </w:r>
+    </w:p>
+    <w:p>
+      <w:pPr>
+        <w:rPr>
+          <w:rFonts w:cs="Times New Roman"/>
+          <w:sz w:val="28"/>
+          <w:szCs w:val="28"/>
+        </w:rPr>
+      </w:pPr>
+    </w:p>
+    <w:p>
+      <w:pPr>
+        <w:rPr>
+          <w:rFonts w:cs="Times New Roman"/>
+          <w:sz w:val="28"/>
+          <w:szCs w:val="28"/>
+        </w:rPr>
+      </w:pPr>
+      <w:r>
+        <w:rPr>
+          <w:rFonts w:cs="Times New Roman"/>
+          <w:sz w:val="28"/>
+          <w:szCs w:val="28"/>
+        </w:rPr>
+        <w:t>x = [1, 2, 3, 4, 5, 6]</w:t>
+      </w:r>
+    </w:p>
+    <w:p>
+      <w:pPr>
+        <w:rPr>
+          <w:rFonts w:cs="Times New Roman"/>
+          <w:sz w:val="28"/>
+          <w:szCs w:val="28"/>
+        </w:rPr>
+      </w:pPr>
+      <w:r>
+        <w:rPr>
+          <w:rFonts w:cs="Times New Roman"/>
+          <w:sz w:val="28"/>
+          <w:szCs w:val="28"/>
+        </w:rPr>
+        <w:t>y = [0.4, 1.0, 1.7, 2.0, 2.2, 3.0]</w:t>
+      </w:r>
+    </w:p>
+    <w:p>
+      <w:pPr>
+        <w:rPr>
+          <w:rFonts w:cs="Times New Roman"/>
+          <w:sz w:val="28"/>
+          <w:szCs w:val="28"/>
+        </w:rPr>
+      </w:pPr>
+    </w:p>
+    <w:p>
+      <w:pPr>
+        <w:rPr>
+          <w:rFonts w:cs="Times New Roman"/>
+          <w:sz w:val="28"/>
+          <w:szCs w:val="28"/>
+        </w:rPr>
+      </w:pPr>
+      <w:r>
+        <w:rPr>
+          <w:rFonts w:cs="Times New Roman"/>
+          <w:sz w:val="28"/>
+          <w:szCs w:val="28"/>
+        </w:rPr>
+        <w:t xml:space="preserve">slope, intercept, r, p, </w:t>
+      </w:r>
+      <w:proofErr w:type="spellStart"/>
+      <w:r>
+        <w:rPr>
+          <w:rFonts w:cs="Times New Roman"/>
+          <w:sz w:val="28"/>
+          <w:szCs w:val="28"/>
+        </w:rPr>
+        <w:t>std_err</w:t>
+      </w:r>
+      <w:proofErr w:type="spellEnd"/>
+      <w:r>
+        <w:rPr>
+          <w:rFonts w:cs="Times New Roman"/>
+          <w:sz w:val="28"/>
+          <w:szCs w:val="28"/>
+        </w:rPr>
+        <w:t xml:space="preserve"> = </w:t>
+      </w:r>
+      <w:proofErr w:type="spellStart"/>
+      <w:proofErr w:type="gramStart"/>
+      <w:r>
+        <w:rPr>
+          <w:rFonts w:cs="Times New Roman"/>
+          <w:sz w:val="28"/>
+          <w:szCs w:val="28"/>
+        </w:rPr>
+        <w:t>stats.linregress</w:t>
+      </w:r>
+      <w:proofErr w:type="spellEnd"/>
+      <w:proofErr w:type="gramEnd"/>
+      <w:r>
+        <w:rPr>
+          <w:rFonts w:cs="Times New Roman"/>
+          <w:sz w:val="28"/>
+          <w:szCs w:val="28"/>
+        </w:rPr>
+        <w:t>(x, y)</w:t>
+      </w:r>
+    </w:p>
+    <w:p>
+      <w:pPr>
+        <w:rPr>
+          <w:rFonts w:cs="Times New Roman"/>
+          <w:sz w:val="28"/>
+          <w:szCs w:val="28"/>
+        </w:rPr>
+      </w:pPr>
+      <w:r>
+        <w:rPr>
+          <w:rFonts w:cs="Times New Roman"/>
+          <w:sz w:val="28"/>
+          <w:szCs w:val="28"/>
+        </w:rPr>
+        <w:t>print(slope)</w:t>
+      </w:r>
+    </w:p>
+    <w:p>
+      <w:pPr>
+        <w:rPr>
+          <w:rFonts w:cs="Times New Roman"/>
+          <w:sz w:val="28"/>
+          <w:szCs w:val="28"/>
+        </w:rPr>
+      </w:pPr>
+      <w:r>
+        <w:rPr>
+          <w:rFonts w:cs="Times New Roman"/>
+          <w:sz w:val="28"/>
+          <w:szCs w:val="28"/>
+        </w:rPr>
+        <w:t>print(intercept)</w:t>
+      </w:r>
+    </w:p>
+    <w:p>
+      <w:pPr>
+        <w:rPr>
+          <w:rFonts w:cs="Times New Roman"/>
+          <w:sz w:val="28"/>
+          <w:szCs w:val="28"/>
+        </w:rPr>
+      </w:pPr>
+    </w:p>
+    <w:p>
+      <w:pPr>
+        <w:rPr>
+          <w:rFonts w:cs="Times New Roman"/>
+          <w:sz w:val="28"/>
+          <w:szCs w:val="28"/>
+        </w:rPr>
+      </w:pPr>
+      <w:r>
+        <w:rPr>
+          <w:rFonts w:cs="Times New Roman"/>
+          <w:sz w:val="28"/>
+          <w:szCs w:val="28"/>
+        </w:rPr>
+        <w:t xml:space="preserve">def </w:t>
+      </w:r>
+      <w:proofErr w:type="spellStart"/>
+      <w:r>
+        <w:rPr>
+          <w:rFonts w:cs="Times New Roman"/>
+          <w:sz w:val="28"/>
+          <w:szCs w:val="28"/>
+        </w:rPr>
+        <w:t>myfunc</w:t>
+      </w:r>
+      <w:proofErr w:type="spellEnd"/>
+      <w:r>
+        <w:rPr>
+          <w:rFonts w:cs="Times New Roman"/>
+          <w:sz w:val="28"/>
+          <w:szCs w:val="28"/>
+        </w:rPr>
+        <w:t>(x):</w:t>
+      </w:r>
+    </w:p>
+    <w:p>
+      <w:pPr>
+        <w:rPr>
+          <w:rFonts w:cs="Times New Roman"/>
+          <w:sz w:val="28"/>
+          <w:szCs w:val="28"/>
+        </w:rPr>
+      </w:pPr>
+      <w:r>
+        <w:rPr>
+          <w:rFonts w:cs="Times New Roman"/>
+          <w:sz w:val="28"/>
+          <w:szCs w:val="28"/>
+        </w:rPr>
+        <w:t xml:space="preserve">    return slope * x + intercept</w:t>
+      </w:r>
+    </w:p>
+    <w:p>
+      <w:pPr>
+        <w:rPr>
+          <w:rFonts w:cs="Times New Roman"/>
+          <w:sz w:val="28"/>
+          <w:szCs w:val="28"/>
+        </w:rPr>
+      </w:pPr>
+      <w:proofErr w:type="spellStart"/>
+      <w:r>
+        <w:rPr>
+          <w:rFonts w:cs="Times New Roman"/>
+          <w:sz w:val="28"/>
+          <w:szCs w:val="28"/>
+        </w:rPr>
+        <w:t>mymodel</w:t>
+      </w:r>
+      <w:proofErr w:type="spellEnd"/>
+      <w:r>
+        <w:rPr>
+          <w:rFonts w:cs="Times New Roman"/>
+          <w:sz w:val="28"/>
+          <w:szCs w:val="28"/>
+        </w:rPr>
+        <w:t xml:space="preserve"> = </w:t>
+      </w:r>
+      <w:proofErr w:type="gramStart"/>
+      <w:r>
+        <w:rPr>
+          <w:rFonts w:cs="Times New Roman"/>
+          <w:sz w:val="28"/>
+          <w:szCs w:val="28"/>
+        </w:rPr>
+        <w:t>list(map(</w:t>
+      </w:r>
+      <w:proofErr w:type="spellStart"/>
+      <w:proofErr w:type="gramEnd"/>
+      <w:r>
+        <w:rPr>
+          <w:rFonts w:cs="Times New Roman"/>
+          <w:sz w:val="28"/>
+          <w:szCs w:val="28"/>
+        </w:rPr>
+        <w:t>myfunc</w:t>
+      </w:r>
+      <w:proofErr w:type="spellEnd"/>
+      <w:r>
+        <w:rPr>
+          <w:rFonts w:cs="Times New Roman"/>
+          <w:sz w:val="28"/>
+          <w:szCs w:val="28"/>
+        </w:rPr>
+        <w:t>, x))</w:t>
+      </w:r>
+    </w:p>
+    <w:p>
+      <w:pPr>
+        <w:rPr>
+          <w:rFonts w:cs="Times New Roman"/>
+          <w:sz w:val="28"/>
+          <w:szCs w:val="28"/>
+        </w:rPr>
+      </w:pPr>
+    </w:p>
+    <w:p>
+      <w:pPr>
+        <w:rPr>
+          <w:rFonts w:cs="Times New Roman"/>
+          <w:sz w:val="28"/>
+          <w:szCs w:val="28"/>
+        </w:rPr>
+      </w:pPr>
+      <w:proofErr w:type="spellStart"/>
+      <w:proofErr w:type="gramStart"/>
+      <w:r>
+        <w:rPr>
+          <w:rFonts w:cs="Times New Roman"/>
+          <w:sz w:val="28"/>
+          <w:szCs w:val="28"/>
+        </w:rPr>
+        <w:t>plt.scatter</w:t>
+      </w:r>
+      <w:proofErr w:type="spellEnd"/>
+      <w:proofErr w:type="gramEnd"/>
+      <w:r>
+        <w:rPr>
+          <w:rFonts w:cs="Times New Roman"/>
+          <w:sz w:val="28"/>
+          <w:szCs w:val="28"/>
+        </w:rPr>
+        <w:t>(x, y)</w:t>
+      </w:r>
+    </w:p>
+    <w:p>
+      <w:pPr>
+        <w:rPr>
+          <w:rFonts w:cs="Times New Roman"/>
+          <w:sz w:val="28"/>
+          <w:szCs w:val="28"/>
+        </w:rPr>
+      </w:pPr>
+      <w:proofErr w:type="spellStart"/>
+      <w:proofErr w:type="gramStart"/>
+      <w:r>
+        <w:rPr>
+          <w:rFonts w:cs="Times New Roman"/>
+          <w:sz w:val="28"/>
+          <w:szCs w:val="28"/>
+        </w:rPr>
+        <w:t>plt.plot</w:t>
+      </w:r>
+      <w:proofErr w:type="spellEnd"/>
+      <w:proofErr w:type="gramEnd"/>
+      <w:r>
+        <w:rPr>
+          <w:rFonts w:cs="Times New Roman"/>
+          <w:sz w:val="28"/>
+          <w:szCs w:val="28"/>
+        </w:rPr>
+        <w:t xml:space="preserve">(x, </w:t>
+      </w:r>
+      <w:proofErr w:type="spellStart"/>
+      <w:r>
+        <w:rPr>
+          <w:rFonts w:cs="Times New Roman"/>
+          <w:sz w:val="28"/>
+          <w:szCs w:val="28"/>
+        </w:rPr>
+        <w:t>mymodel</w:t>
+      </w:r>
+      <w:proofErr w:type="spellEnd"/>
+      <w:r>
+        <w:rPr>
+          <w:rFonts w:cs="Times New Roman"/>
+          <w:sz w:val="28"/>
+          <w:szCs w:val="28"/>
+        </w:rPr>
+        <w:t>)</w:t>
+      </w:r>
+    </w:p>
+    <w:p>
+      <w:pPr>
+        <w:rPr>
+          <w:rFonts w:cs="Times New Roman"/>
+          <w:sz w:val="28"/>
+          <w:szCs w:val="28"/>
+        </w:rPr>
+      </w:pPr>
+      <w:proofErr w:type="spellStart"/>
+      <w:proofErr w:type="gramStart"/>
+      <w:r>
+        <w:rPr>
+          <w:rFonts w:cs="Times New Roman"/>
+          <w:sz w:val="28"/>
+          <w:szCs w:val="28"/>
+        </w:rPr>
+        <w:t>plt.show</w:t>
+      </w:r>
+      <w:proofErr w:type="spellEnd"/>
+      <w:proofErr w:type="gramEnd"/>
+      <w:r>
+        <w:rPr>
+          <w:rFonts w:cs="Times New Roman"/>
+          <w:sz w:val="28"/>
+          <w:szCs w:val="28"/>
+        </w:rPr>
+        <w:t>()</w:t>
+      </w:r>
+    </w:p>
+    <w:p>
+      <w:pPr>
+        <w:rPr>
+          <w:rFonts w:ascii="Times New Roman" w:hAnsi="Times New Roman" w:cs="Times New Roman"/>
+          <w:sz w:val="28"/>
+          <w:szCs w:val="28"/>
+        </w:rPr>
+      </w:pPr>
+    </w:p>
+    <w:p>
+      <w:pPr>
         <w:rPr>
           <w:rFonts w:ascii="Times New Roman" w:hAnsi="Times New Roman" w:cs="Times New Roman"/>
           <w:b/>
           <w:bCs/>
-          <w:sz w:val="36"/>
-          <w:szCs w:val="36"/>
-        </w:rPr>
-        <w:t>:</w:t>
-      </w:r>
-      <w:r>
-        <w:rPr>
-          <w:rFonts w:cs="Times New Roman"/>
-        </w:rPr>
-        <w:t xml:space="preserve"> </w:t>
-      </w:r>
-      <w:r>
-        <w:rPr>
-          <w:rFonts w:cs="Times New Roman"/>
+          <w:sz w:val="28"/>
+          <w:szCs w:val="28"/>
+          <w:u w:val="single"/>
+        </w:rPr>
+      </w:pPr>
+    </w:p>
+    <w:p>
+      <w:pPr>
+        <w:rPr>
+          <w:rFonts w:ascii="Times New Roman" w:hAnsi="Times New Roman" w:cs="Times New Roman"/>
           <w:b/>
           <w:bCs/>
-          <w:sz w:val="36"/>
-          <w:szCs w:val="36"/>
-        </w:rPr>
-        <w:t>This program is used to draw the best-fit regression line for a given dataset using linear regression.</w:t>
-      </w:r>
-    </w:p>
-    <w:p>
-      <w:pPr>
-        <w:rPr>
-          <w:rFonts w:cs="Times New Roman"/>
-          <w:sz w:val="28"/>
-          <w:szCs w:val="28"/>
-        </w:rPr>
-      </w:pPr>
-    </w:p>
-    <w:p>
-      <w:pPr>
-        <w:rPr>
-          <w:rFonts w:cs="Times New Roman"/>
-          <w:sz w:val="28"/>
-          <w:szCs w:val="28"/>
-        </w:rPr>
-      </w:pPr>
-      <w:proofErr w:type="gramStart"/>
-      <w:r>
-        <w:rPr>
-          <w:rFonts w:cs="Times New Roman"/>
-          <w:sz w:val="28"/>
-          <w:szCs w:val="28"/>
-        </w:rPr>
-        <w:t>import</w:t>
-      </w:r>
-      <w:proofErr w:type="gramEnd"/>
-      <w:r>
-        <w:rPr>
-          <w:rFonts w:cs="Times New Roman"/>
-          <w:sz w:val="28"/>
-          <w:szCs w:val="28"/>
-        </w:rPr>
-        <w:t xml:space="preserve"> </w:t>
-      </w:r>
-      <w:proofErr w:type="spellStart"/>
-      <w:r>
-        <w:rPr>
-          <w:rFonts w:cs="Times New Roman"/>
-          <w:sz w:val="28"/>
-          <w:szCs w:val="28"/>
-        </w:rPr>
-        <w:t>numpy</w:t>
-      </w:r>
-      <w:proofErr w:type="spellEnd"/>
-      <w:r>
-        <w:rPr>
-          <w:rFonts w:cs="Times New Roman"/>
-          <w:sz w:val="28"/>
-          <w:szCs w:val="28"/>
-        </w:rPr>
-        <w:t xml:space="preserve"> as np</w:t>
-      </w:r>
-    </w:p>
-    <w:p>
-      <w:pPr>
-        <w:rPr>
-          <w:rFonts w:cs="Times New Roman"/>
-          <w:sz w:val="28"/>
-          <w:szCs w:val="28"/>
-        </w:rPr>
-      </w:pPr>
-      <w:r>
-        <w:rPr>
-          <w:rFonts w:cs="Times New Roman"/>
-          <w:sz w:val="28"/>
-          <w:szCs w:val="28"/>
-        </w:rPr>
-        <w:t xml:space="preserve">import </w:t>
-      </w:r>
-      <w:proofErr w:type="spellStart"/>
-      <w:proofErr w:type="gramStart"/>
-      <w:r>
-        <w:rPr>
-          <w:rFonts w:cs="Times New Roman"/>
-          <w:sz w:val="28"/>
-          <w:szCs w:val="28"/>
-        </w:rPr>
-        <w:t>matplotlib.pyplot</w:t>
-      </w:r>
-      <w:proofErr w:type="spellEnd"/>
-      <w:proofErr w:type="gramEnd"/>
-      <w:r>
-        <w:rPr>
-          <w:rFonts w:cs="Times New Roman"/>
-          <w:sz w:val="28"/>
-          <w:szCs w:val="28"/>
-        </w:rPr>
-        <w:t xml:space="preserve"> as </w:t>
-      </w:r>
-      <w:proofErr w:type="spellStart"/>
-      <w:r>
-        <w:rPr>
-          <w:rFonts w:cs="Times New Roman"/>
-          <w:sz w:val="28"/>
-          <w:szCs w:val="28"/>
-        </w:rPr>
-        <w:t>plt</w:t>
-      </w:r>
-      <w:proofErr w:type="spellEnd"/>
-    </w:p>
-    <w:p>
-      <w:pPr>
-        <w:rPr>
-          <w:rFonts w:cs="Times New Roman"/>
-          <w:sz w:val="28"/>
-          <w:szCs w:val="28"/>
-        </w:rPr>
-      </w:pPr>
-      <w:r>
-        <w:rPr>
-          <w:rFonts w:cs="Times New Roman"/>
-          <w:sz w:val="28"/>
-          <w:szCs w:val="28"/>
-        </w:rPr>
-        <w:t xml:space="preserve">from </w:t>
-      </w:r>
-      <w:proofErr w:type="spellStart"/>
-      <w:r>
-        <w:rPr>
-          <w:rFonts w:cs="Times New Roman"/>
-          <w:sz w:val="28"/>
-          <w:szCs w:val="28"/>
-        </w:rPr>
-        <w:t>scipy</w:t>
-      </w:r>
-      <w:proofErr w:type="spellEnd"/>
-      <w:r>
-        <w:rPr>
-          <w:rFonts w:cs="Times New Roman"/>
-          <w:sz w:val="28"/>
-          <w:szCs w:val="28"/>
-        </w:rPr>
-        <w:t xml:space="preserve"> import stats</w:t>
-      </w:r>
-    </w:p>
-    <w:p>
-      <w:pPr>
-        <w:rPr>
-          <w:rFonts w:cs="Times New Roman"/>
-          <w:sz w:val="28"/>
-          <w:szCs w:val="28"/>
-        </w:rPr>
-      </w:pPr>
-    </w:p>
-    <w:p>
-      <w:pPr>
-        <w:rPr>
-          <w:rFonts w:cs="Times New Roman"/>
-          <w:sz w:val="28"/>
-          <w:szCs w:val="28"/>
-        </w:rPr>
-      </w:pPr>
-      <w:r>
-        <w:rPr>
-          <w:rFonts w:cs="Times New Roman"/>
-          <w:sz w:val="28"/>
-          <w:szCs w:val="28"/>
-        </w:rPr>
-        <w:t>x = [1, 2, 3, 4, 5, 6]</w:t>
-      </w:r>
-    </w:p>
-    <w:p>
-      <w:pPr>
-        <w:rPr>
-          <w:rFonts w:cs="Times New Roman"/>
-          <w:sz w:val="28"/>
-          <w:szCs w:val="28"/>
-        </w:rPr>
-      </w:pPr>
-      <w:r>
-        <w:rPr>
-          <w:rFonts w:cs="Times New Roman"/>
-          <w:sz w:val="28"/>
-          <w:szCs w:val="28"/>
-        </w:rPr>
-        <w:t>y = [0.4, 1.0, 1.7, 2.0, 2.2, 3.0]</w:t>
-      </w:r>
-    </w:p>
-    <w:p>
-      <w:pPr>
-        <w:rPr>
-          <w:rFonts w:cs="Times New Roman"/>
-          <w:sz w:val="28"/>
-          <w:szCs w:val="28"/>
-        </w:rPr>
-      </w:pPr>
-    </w:p>
-    <w:p>
-      <w:pPr>
-        <w:rPr>
-          <w:rFonts w:cs="Times New Roman"/>
-          <w:sz w:val="28"/>
-          <w:szCs w:val="28"/>
-        </w:rPr>
-      </w:pPr>
-      <w:r>
-        <w:rPr>
-          <w:rFonts w:cs="Times New Roman"/>
-          <w:sz w:val="28"/>
-          <w:szCs w:val="28"/>
-        </w:rPr>
-        <w:t xml:space="preserve">slope, intercept, r, p, </w:t>
-      </w:r>
-      <w:proofErr w:type="spellStart"/>
-      <w:r>
-        <w:rPr>
-          <w:rFonts w:cs="Times New Roman"/>
-          <w:sz w:val="28"/>
-          <w:szCs w:val="28"/>
-        </w:rPr>
-        <w:t>std_err</w:t>
-      </w:r>
-      <w:proofErr w:type="spellEnd"/>
-      <w:r>
-        <w:rPr>
-          <w:rFonts w:cs="Times New Roman"/>
-          <w:sz w:val="28"/>
-          <w:szCs w:val="28"/>
-        </w:rPr>
-        <w:t xml:space="preserve"> = </w:t>
-      </w:r>
-      <w:proofErr w:type="spellStart"/>
-      <w:proofErr w:type="gramStart"/>
-      <w:r>
-        <w:rPr>
-          <w:rFonts w:cs="Times New Roman"/>
-          <w:sz w:val="28"/>
-          <w:szCs w:val="28"/>
-        </w:rPr>
-        <w:t>stats.linregress</w:t>
-      </w:r>
-      <w:proofErr w:type="spellEnd"/>
-      <w:proofErr w:type="gramEnd"/>
-      <w:r>
-        <w:rPr>
-          <w:rFonts w:cs="Times New Roman"/>
-          <w:sz w:val="28"/>
-          <w:szCs w:val="28"/>
-        </w:rPr>
-        <w:t>(x, y)</w:t>
-      </w:r>
-    </w:p>
-    <w:p>
-      <w:pPr>
-        <w:rPr>
-          <w:rFonts w:cs="Times New Roman"/>
-          <w:sz w:val="28"/>
-          <w:szCs w:val="28"/>
-        </w:rPr>
-      </w:pPr>
-      <w:r>
-        <w:rPr>
-          <w:rFonts w:cs="Times New Roman"/>
-          <w:sz w:val="28"/>
-          <w:szCs w:val="28"/>
-        </w:rPr>
-        <w:t>print(slope)</w:t>
-      </w:r>
-    </w:p>
-    <w:p>
-      <w:pPr>
-        <w:rPr>
-          <w:rFonts w:cs="Times New Roman"/>
-          <w:sz w:val="28"/>
-          <w:szCs w:val="28"/>
-        </w:rPr>
-      </w:pPr>
-      <w:r>
-        <w:rPr>
-          <w:rFonts w:cs="Times New Roman"/>
-          <w:sz w:val="28"/>
-          <w:szCs w:val="28"/>
-        </w:rPr>
-        <w:t>print(intercept)</w:t>
-      </w:r>
-    </w:p>
-    <w:p>
-      <w:pPr>
-        <w:rPr>
-          <w:rFonts w:cs="Times New Roman"/>
-          <w:sz w:val="28"/>
-          <w:szCs w:val="28"/>
-        </w:rPr>
-      </w:pPr>
-    </w:p>
-    <w:p>
-      <w:pPr>
-        <w:rPr>
-          <w:rFonts w:cs="Times New Roman"/>
-          <w:sz w:val="28"/>
-          <w:szCs w:val="28"/>
-        </w:rPr>
-      </w:pPr>
-      <w:r>
-        <w:rPr>
-          <w:rFonts w:cs="Times New Roman"/>
-          <w:sz w:val="28"/>
-          <w:szCs w:val="28"/>
-        </w:rPr>
-        <w:t xml:space="preserve">def </w:t>
-      </w:r>
-      <w:proofErr w:type="spellStart"/>
-      <w:r>
-        <w:rPr>
-          <w:rFonts w:cs="Times New Roman"/>
-          <w:sz w:val="28"/>
-          <w:szCs w:val="28"/>
-        </w:rPr>
-        <w:t>myfunc</w:t>
-      </w:r>
-      <w:proofErr w:type="spellEnd"/>
-      <w:r>
-        <w:rPr>
-          <w:rFonts w:cs="Times New Roman"/>
-          <w:sz w:val="28"/>
-          <w:szCs w:val="28"/>
-        </w:rPr>
-        <w:t>(x):</w:t>
-      </w:r>
-    </w:p>
-    <w:p>
-      <w:pPr>
-        <w:rPr>
-          <w:rFonts w:cs="Times New Roman"/>
-          <w:sz w:val="28"/>
-          <w:szCs w:val="28"/>
-        </w:rPr>
-      </w:pPr>
-      <w:r>
-        <w:rPr>
-          <w:rFonts w:cs="Times New Roman"/>
-          <w:sz w:val="28"/>
-          <w:szCs w:val="28"/>
-        </w:rPr>
-        <w:t xml:space="preserve">    return slope * x + intercept</w:t>
-      </w:r>
-    </w:p>
-    <w:p>
-      <w:pPr>
-        <w:rPr>
-          <w:rFonts w:cs="Times New Roman"/>
-          <w:sz w:val="28"/>
-          <w:szCs w:val="28"/>
-        </w:rPr>
-      </w:pPr>
-      <w:proofErr w:type="spellStart"/>
-      <w:r>
-        <w:rPr>
-          <w:rFonts w:cs="Times New Roman"/>
-          <w:sz w:val="28"/>
-          <w:szCs w:val="28"/>
-        </w:rPr>
-        <w:t>mymodel</w:t>
-      </w:r>
-      <w:proofErr w:type="spellEnd"/>
-      <w:r>
-        <w:rPr>
-          <w:rFonts w:cs="Times New Roman"/>
-          <w:sz w:val="28"/>
-          <w:szCs w:val="28"/>
-        </w:rPr>
-        <w:t xml:space="preserve"> = </w:t>
-      </w:r>
-      <w:proofErr w:type="gramStart"/>
-      <w:r>
-        <w:rPr>
-          <w:rFonts w:cs="Times New Roman"/>
-          <w:sz w:val="28"/>
-          <w:szCs w:val="28"/>
-        </w:rPr>
-        <w:t>list(map(</w:t>
-      </w:r>
-      <w:proofErr w:type="spellStart"/>
-      <w:proofErr w:type="gramEnd"/>
-      <w:r>
-        <w:rPr>
-          <w:rFonts w:cs="Times New Roman"/>
-          <w:sz w:val="28"/>
-          <w:szCs w:val="28"/>
-        </w:rPr>
-        <w:t>myfunc</w:t>
-      </w:r>
-      <w:proofErr w:type="spellEnd"/>
-      <w:r>
-        <w:rPr>
-          <w:rFonts w:cs="Times New Roman"/>
-          <w:sz w:val="28"/>
-          <w:szCs w:val="28"/>
-        </w:rPr>
-        <w:t>, x))</w:t>
-      </w:r>
-    </w:p>
-    <w:p>
-      <w:pPr>
-        <w:rPr>
-          <w:rFonts w:cs="Times New Roman"/>
-          <w:sz w:val="28"/>
-          <w:szCs w:val="28"/>
-        </w:rPr>
-      </w:pPr>
-    </w:p>
-    <w:p>
-      <w:pPr>
-        <w:rPr>
-          <w:rFonts w:cs="Times New Roman"/>
-          <w:sz w:val="28"/>
-          <w:szCs w:val="28"/>
-        </w:rPr>
-      </w:pPr>
-      <w:proofErr w:type="spellStart"/>
-      <w:proofErr w:type="gramStart"/>
-      <w:r>
-        <w:rPr>
-          <w:rFonts w:cs="Times New Roman"/>
-          <w:sz w:val="28"/>
-          <w:szCs w:val="28"/>
-        </w:rPr>
-        <w:t>plt.scatter</w:t>
-      </w:r>
-      <w:proofErr w:type="spellEnd"/>
-      <w:proofErr w:type="gramEnd"/>
-      <w:r>
-        <w:rPr>
-          <w:rFonts w:cs="Times New Roman"/>
-          <w:sz w:val="28"/>
-          <w:szCs w:val="28"/>
-        </w:rPr>
-        <w:t>(x, y)</w:t>
-      </w:r>
-    </w:p>
-    <w:p>
-      <w:pPr>
-        <w:rPr>
-          <w:rFonts w:cs="Times New Roman"/>
-          <w:sz w:val="28"/>
-          <w:szCs w:val="28"/>
-        </w:rPr>
-      </w:pPr>
-      <w:proofErr w:type="spellStart"/>
-      <w:proofErr w:type="gramStart"/>
-      <w:r>
-        <w:rPr>
-          <w:rFonts w:cs="Times New Roman"/>
-          <w:sz w:val="28"/>
-          <w:szCs w:val="28"/>
-        </w:rPr>
-        <w:t>plt.plot</w:t>
-      </w:r>
-      <w:proofErr w:type="spellEnd"/>
-      <w:proofErr w:type="gramEnd"/>
-      <w:r>
-        <w:rPr>
-          <w:rFonts w:cs="Times New Roman"/>
-          <w:sz w:val="28"/>
-          <w:szCs w:val="28"/>
-        </w:rPr>
-        <w:t xml:space="preserve">(x, </w:t>
-      </w:r>
-      <w:proofErr w:type="spellStart"/>
-      <w:r>
-        <w:rPr>
-          <w:rFonts w:cs="Times New Roman"/>
-          <w:sz w:val="28"/>
-          <w:szCs w:val="28"/>
-        </w:rPr>
-        <w:t>mymodel</w:t>
-      </w:r>
-      <w:proofErr w:type="spellEnd"/>
-      <w:r>
-        <w:rPr>
-          <w:rFonts w:cs="Times New Roman"/>
-          <w:sz w:val="28"/>
-          <w:szCs w:val="28"/>
-        </w:rPr>
-        <w:t>)</w:t>
-      </w:r>
-    </w:p>
-    <w:p>
-      <w:pPr>
-        <w:rPr>
-          <w:rFonts w:cs="Times New Roman"/>
-          <w:sz w:val="28"/>
-          <w:szCs w:val="28"/>
-        </w:rPr>
-      </w:pPr>
-      <w:proofErr w:type="spellStart"/>
-      <w:proofErr w:type="gramStart"/>
-      <w:r>
-        <w:rPr>
-          <w:rFonts w:cs="Times New Roman"/>
-          <w:sz w:val="28"/>
-          <w:szCs w:val="28"/>
-        </w:rPr>
-        <w:t>plt.show</w:t>
-      </w:r>
-      <w:proofErr w:type="spellEnd"/>
-      <w:proofErr w:type="gramEnd"/>
-      <w:r>
-        <w:rPr>
-          <w:rFonts w:cs="Times New Roman"/>
-          <w:sz w:val="28"/>
-          <w:szCs w:val="28"/>
-        </w:rPr>
-        <w:t>()</w:t>
-      </w:r>
-    </w:p>
-    <w:p>
-      <w:pPr>
-        <w:rPr>
-          <w:rFonts w:ascii="Times New Roman" w:hAnsi="Times New Roman" w:cs="Times New Roman"/>
-          <w:sz w:val="28"/>
-          <w:szCs w:val="28"/>
+          <w:sz w:val="28"/>
+          <w:szCs w:val="28"/>
+          <w:u w:val="single"/>
         </w:rPr>
       </w:pPr>
     </w:p>
@@ -19377,9 +19006,7 @@
           <w:u w:val="single"/>
         </w:rPr>
       </w:pPr>
-    </w:p>
-    <w:p>
-      <w:pPr>
+      <w:r>
         <w:rPr>
           <w:rFonts w:ascii="Times New Roman" w:hAnsi="Times New Roman" w:cs="Times New Roman"/>
           <w:b/>
@@ -19388,7 +19015,9 @@
           <w:szCs w:val="28"/>
           <w:u w:val="single"/>
         </w:rPr>
-      </w:pPr>
+        <w:lastRenderedPageBreak/>
+        <w:t>OUTPUT:</w:t>
+      </w:r>
     </w:p>
     <w:p>
       <w:pPr>
@@ -19401,7 +19030,9 @@
           <w:u w:val="single"/>
         </w:rPr>
       </w:pPr>
-      <w:r>
+    </w:p>
+    <w:p>
+      <w:pPr>
         <w:rPr>
           <w:rFonts w:ascii="Times New Roman" w:hAnsi="Times New Roman" w:cs="Times New Roman"/>
           <w:b/>
@@ -19410,38 +19041,13 @@
           <w:szCs w:val="28"/>
           <w:u w:val="single"/>
         </w:rPr>
-        <w:lastRenderedPageBreak/>
-        <w:t>OUTPUT:</w:t>
-      </w:r>
-    </w:p>
-    <w:p>
-      <w:pPr>
+      </w:pPr>
+      <w:r>
         <w:rPr>
           <w:rFonts w:ascii="Times New Roman" w:hAnsi="Times New Roman" w:cs="Times New Roman"/>
           <w:b/>
           <w:bCs/>
-          <w:sz w:val="28"/>
-          <w:szCs w:val="28"/>
-          <w:u w:val="single"/>
-        </w:rPr>
-      </w:pPr>
-    </w:p>
-    <w:p>
-      <w:pPr>
-        <w:rPr>
-          <w:rFonts w:ascii="Times New Roman" w:hAnsi="Times New Roman" w:cs="Times New Roman"/>
-          <w:b/>
-          <w:bCs/>
-          <w:sz w:val="28"/>
-          <w:szCs w:val="28"/>
-          <w:u w:val="single"/>
-        </w:rPr>
-      </w:pPr>
-      <w:r>
-        <w:rPr>
-          <w:rFonts w:ascii="Times New Roman" w:hAnsi="Times New Roman" w:cs="Times New Roman"/>
-          <w:b/>
-          <w:bCs/>
+          <w:noProof/>
           <w:sz w:val="28"/>
           <w:szCs w:val="28"/>
           <w:u w:val="single"/>
@@ -19533,42 +19139,32 @@
           <w:szCs w:val="36"/>
         </w:rPr>
         <w:lastRenderedPageBreak/>
-        <w:t>Program 1</w:t>
-      </w:r>
-      <w:r>
-        <w:rPr>
-          <w:rFonts w:ascii="Times New Roman" w:hAnsi="Times New Roman" w:cs="Times New Roman"/>
+        <w:t>Program 18</w:t>
+      </w:r>
+      <w:r>
+        <w:rPr>
+          <w:rFonts w:ascii="Times New Roman" w:hAnsi="Times New Roman" w:cs="Times New Roman"/>
+          <w:sz w:val="36"/>
+          <w:szCs w:val="36"/>
+        </w:rPr>
+        <w:t>:</w:t>
+      </w:r>
+      <w:r>
+        <w:rPr>
+          <w:rFonts w:cs="Times New Roman"/>
+          <w:sz w:val="36"/>
+          <w:szCs w:val="36"/>
+        </w:rPr>
+        <w:t xml:space="preserve"> </w:t>
+      </w:r>
+      <w:r>
+        <w:rPr>
+          <w:rFonts w:cs="Times New Roman"/>
           <w:b/>
           <w:bCs/>
           <w:sz w:val="36"/>
           <w:szCs w:val="36"/>
         </w:rPr>
-        <w:t>8</w:t>
-      </w:r>
-      <w:r>
-        <w:rPr>
-          <w:rFonts w:ascii="Times New Roman" w:hAnsi="Times New Roman" w:cs="Times New Roman"/>
-          <w:sz w:val="36"/>
-          <w:szCs w:val="36"/>
-        </w:rPr>
-        <w:t>:</w:t>
-      </w:r>
-      <w:r>
-        <w:rPr>
-          <w:rFonts w:cs="Times New Roman"/>
-          <w:sz w:val="36"/>
-          <w:szCs w:val="36"/>
-        </w:rPr>
-        <w:t xml:space="preserve"> </w:t>
-      </w:r>
-      <w:r>
-        <w:rPr>
-          <w:rFonts w:cs="Times New Roman"/>
-          <w:b/>
-          <w:bCs/>
-          <w:sz w:val="36"/>
-          <w:szCs w:val="36"/>
-        </w:rPr>
         <w:t>Design and develop a python program that uses a decision tree classifier to predict diabetes outcomes.</w:t>
       </w:r>
     </w:p>
@@ -20842,6 +20438,7 @@
           <w:rFonts w:ascii="Times New Roman" w:hAnsi="Times New Roman" w:cs="Times New Roman"/>
           <w:b/>
           <w:bCs/>
+          <w:noProof/>
           <w:sz w:val="28"/>
           <w:szCs w:val="28"/>
           <w:u w:val="single"/>
@@ -21056,27 +20653,7 @@
           <w:sz w:val="36"/>
           <w:szCs w:val="36"/>
         </w:rPr>
-        <w:t>Program 1</w:t>
-      </w:r>
-      <w:r>
-        <w:rPr>
-          <w:rFonts w:ascii="Times New Roman" w:hAnsi="Times New Roman" w:cs="Times New Roman"/>
-          <w:b/>
-          <w:bCs/>
-          <w:sz w:val="36"/>
-          <w:szCs w:val="36"/>
-        </w:rPr>
-        <w:t>9</w:t>
-      </w:r>
-      <w:r>
-        <w:rPr>
-          <w:rFonts w:ascii="Times New Roman" w:hAnsi="Times New Roman" w:cs="Times New Roman"/>
-          <w:b/>
-          <w:bCs/>
-          <w:sz w:val="36"/>
-          <w:szCs w:val="36"/>
-        </w:rPr>
-        <w:t>:</w:t>
+        <w:t>Program 19:</w:t>
       </w:r>
       <w:r>
         <w:rPr>
@@ -21871,6 +21448,7 @@
   <w:style w:type="character" w:default="1" w:styleId="DefaultParagraphFont">
     <w:name w:val="Default Paragraph Font"/>
     <w:uiPriority w:val="1"/>
+    <w:semiHidden/>
     <w:unhideWhenUsed/>
   </w:style>
   <w:style w:type="table" w:default="1" w:styleId="TableNormal">
